--- a/tillsyn/A 62705-2025 tillsynsbegäran.docx
+++ b/tillsyn/A 62705-2025 tillsynsbegäran.docx
@@ -423,7 +423,7 @@
     <w:r>
       <w:tab/>
       <w:tab/>
-      <w:t>2026-01-03</w:t>
+      <w:t>2026-01-04</w:t>
       <w:br/>
       <w:br/>
     </w:r>

--- a/tillsyn/A 62705-2025 tillsynsbegäran.docx
+++ b/tillsyn/A 62705-2025 tillsynsbegäran.docx
@@ -423,7 +423,7 @@
     <w:r>
       <w:tab/>
       <w:tab/>
-      <w:t>2026-01-07</w:t>
+      <w:t>2026-01-08</w:t>
       <w:br/>
       <w:br/>
     </w:r>

--- a/tillsyn/A 62705-2025 tillsynsbegäran.docx
+++ b/tillsyn/A 62705-2025 tillsynsbegäran.docx
@@ -423,7 +423,7 @@
     <w:r>
       <w:tab/>
       <w:tab/>
-      <w:t>2026-01-08</w:t>
+      <w:t>2026-01-09</w:t>
       <w:br/>
       <w:br/>
     </w:r>

--- a/tillsyn/A 62705-2025 tillsynsbegäran.docx
+++ b/tillsyn/A 62705-2025 tillsynsbegäran.docx
@@ -423,7 +423,7 @@
     <w:r>
       <w:tab/>
       <w:tab/>
-      <w:t>2026-01-09</w:t>
+      <w:t>2026-01-10</w:t>
       <w:br/>
       <w:br/>
     </w:r>

--- a/tillsyn/A 62705-2025 tillsynsbegäran.docx
+++ b/tillsyn/A 62705-2025 tillsynsbegäran.docx
@@ -423,7 +423,7 @@
     <w:r>
       <w:tab/>
       <w:tab/>
-      <w:t>2026-01-10</w:t>
+      <w:t>2026-01-11</w:t>
       <w:br/>
       <w:br/>
     </w:r>

--- a/tillsyn/A 62705-2025 tillsynsbegäran.docx
+++ b/tillsyn/A 62705-2025 tillsynsbegäran.docx
@@ -423,7 +423,7 @@
     <w:r>
       <w:tab/>
       <w:tab/>
-      <w:t>2026-01-11</w:t>
+      <w:t>2026-01-12</w:t>
       <w:br/>
       <w:br/>
     </w:r>

--- a/tillsyn/A 62705-2025 tillsynsbegäran.docx
+++ b/tillsyn/A 62705-2025 tillsynsbegäran.docx
@@ -423,7 +423,7 @@
     <w:r>
       <w:tab/>
       <w:tab/>
-      <w:t>2026-01-12</w:t>
+      <w:t>2026-01-13</w:t>
       <w:br/>
       <w:br/>
     </w:r>

--- a/tillsyn/A 62705-2025 tillsynsbegäran.docx
+++ b/tillsyn/A 62705-2025 tillsynsbegäran.docx
@@ -423,7 +423,7 @@
     <w:r>
       <w:tab/>
       <w:tab/>
-      <w:t>2026-01-13</w:t>
+      <w:t>2026-01-14</w:t>
       <w:br/>
       <w:br/>
     </w:r>

--- a/tillsyn/A 62705-2025 tillsynsbegäran.docx
+++ b/tillsyn/A 62705-2025 tillsynsbegäran.docx
@@ -423,7 +423,7 @@
     <w:r>
       <w:tab/>
       <w:tab/>
-      <w:t>2026-01-14</w:t>
+      <w:t>2026-01-15</w:t>
       <w:br/>
       <w:br/>
     </w:r>

--- a/tillsyn/A 62705-2025 tillsynsbegäran.docx
+++ b/tillsyn/A 62705-2025 tillsynsbegäran.docx
@@ -423,7 +423,7 @@
     <w:r>
       <w:tab/>
       <w:tab/>
-      <w:t>2026-01-15</w:t>
+      <w:t>2026-01-16</w:t>
       <w:br/>
       <w:br/>
     </w:r>

--- a/tillsyn/A 62705-2025 tillsynsbegäran.docx
+++ b/tillsyn/A 62705-2025 tillsynsbegäran.docx
@@ -423,7 +423,7 @@
     <w:r>
       <w:tab/>
       <w:tab/>
-      <w:t>2026-01-16</w:t>
+      <w:t>2026-01-17</w:t>
       <w:br/>
       <w:br/>
     </w:r>

--- a/tillsyn/A 62705-2025 tillsynsbegäran.docx
+++ b/tillsyn/A 62705-2025 tillsynsbegäran.docx
@@ -423,7 +423,7 @@
     <w:r>
       <w:tab/>
       <w:tab/>
-      <w:t>2026-01-17</w:t>
+      <w:t>2026-01-18</w:t>
       <w:br/>
       <w:br/>
     </w:r>

--- a/tillsyn/A 62705-2025 tillsynsbegäran.docx
+++ b/tillsyn/A 62705-2025 tillsynsbegäran.docx
@@ -423,7 +423,7 @@
     <w:r>
       <w:tab/>
       <w:tab/>
-      <w:t>2026-01-18</w:t>
+      <w:t>2026-01-19</w:t>
       <w:br/>
       <w:br/>
     </w:r>

--- a/tillsyn/A 62705-2025 tillsynsbegäran.docx
+++ b/tillsyn/A 62705-2025 tillsynsbegäran.docx
@@ -441,7 +441,7 @@
     <w:r>
       <w:tab/>
       <w:tab/>
-      <w:t>2026-02-22</w:t>
+      <w:t>2026-02-23</w:t>
       <w:br/>
       <w:br/>
     </w:r>

--- a/tillsyn/A 62705-2025 tillsynsbegäran.docx
+++ b/tillsyn/A 62705-2025 tillsynsbegäran.docx
@@ -441,7 +441,7 @@
     <w:r>
       <w:tab/>
       <w:tab/>
-      <w:t>2026-02-23</w:t>
+      <w:t>2026-02-24</w:t>
       <w:br/>
       <w:br/>
     </w:r>

--- a/tillsyn/A 62705-2025 tillsynsbegäran.docx
+++ b/tillsyn/A 62705-2025 tillsynsbegäran.docx
@@ -441,7 +441,7 @@
     <w:r>
       <w:tab/>
       <w:tab/>
-      <w:t>2026-02-24</w:t>
+      <w:t>2026-02-25</w:t>
       <w:br/>
       <w:br/>
     </w:r>

--- a/tillsyn/A 62705-2025 tillsynsbegäran.docx
+++ b/tillsyn/A 62705-2025 tillsynsbegäran.docx
@@ -441,7 +441,7 @@
     <w:r>
       <w:tab/>
       <w:tab/>
-      <w:t>2026-02-25</w:t>
+      <w:t>2026-02-26</w:t>
       <w:br/>
       <w:br/>
     </w:r>

--- a/tillsyn/A 62705-2025 tillsynsbegäran.docx
+++ b/tillsyn/A 62705-2025 tillsynsbegäran.docx
@@ -441,7 +441,7 @@
     <w:r>
       <w:tab/>
       <w:tab/>
-      <w:t>2026-02-26</w:t>
+      <w:t>2026-02-28</w:t>
       <w:br/>
       <w:br/>
     </w:r>

--- a/tillsyn/A 62705-2025 tillsynsbegäran.docx
+++ b/tillsyn/A 62705-2025 tillsynsbegäran.docx
@@ -441,7 +441,7 @@
     <w:r>
       <w:tab/>
       <w:tab/>
-      <w:t>2026-02-28</w:t>
+      <w:t>2026-03-01</w:t>
       <w:br/>
       <w:br/>
     </w:r>

--- a/tillsyn/A 62705-2025 tillsynsbegäran.docx
+++ b/tillsyn/A 62705-2025 tillsynsbegäran.docx
@@ -441,7 +441,7 @@
     <w:r>
       <w:tab/>
       <w:tab/>
-      <w:t>2026-03-01</w:t>
+      <w:t>2026-03-02</w:t>
       <w:br/>
       <w:br/>
     </w:r>

--- a/tillsyn/A 62705-2025 tillsynsbegäran.docx
+++ b/tillsyn/A 62705-2025 tillsynsbegäran.docx
@@ -35,7 +35,7 @@
     </w:p>
     <w:p>
       <w:r>
-        <w:t>I avverkningsanmälan har följande 5 naturvårdsarter hittats: Hapalopilus aurantiacus (NT), tallticka (NT), talltita (NT, §4), västlig hakmossa (S) och kungsfågel (§4). Av dessa är 3 rödlistade. För rödlistade arter har rödlistekategorin angivits inom parentes. Arter som är signalarter enligt Skogsstyrelsen har markerats med (S). För fridlysta arter anges även paragrafen i Artskyddsförordningen som arten är fridlyst enligt.</w:t>
+        <w:t>I avverkningsanmälan har följande 5 naturvårdsarter hittats: apelsinticka (NT), tallticka (NT), talltita (NT, §4), västlig hakmossa (S) och kungsfågel (§4). Av dessa är 3 rödlistade. För rödlistade arter har rödlistekategorin angivits inom parentes. Arter som är signalarter enligt Skogsstyrelsen har markerats med (S). För fridlysta arter anges även paragrafen i Artskyddsförordningen som arten är fridlyst enligt.</w:t>
       </w:r>
     </w:p>
     <w:p>
@@ -50,7 +50,7 @@
       <w:r>
         <w:drawing>
           <wp:inline xmlns:a="http://schemas.openxmlformats.org/drawingml/2006/main" xmlns:pic="http://schemas.openxmlformats.org/drawingml/2006/picture">
-            <wp:extent cx="5486400" cy="5141091"/>
+            <wp:extent cx="5486400" cy="5407009"/>
             <wp:docPr id="1" name="Picture 1"/>
             <wp:cNvGraphicFramePr>
               <a:graphicFrameLocks noChangeAspect="1"/>
@@ -71,7 +71,7 @@
                   <pic:spPr>
                     <a:xfrm>
                       <a:off x="0" y="0"/>
-                      <a:ext cx="5486400" cy="5141091"/>
+                      <a:ext cx="5486400" cy="5407009"/>
                     </a:xfrm>
                     <a:prstGeom prst="rect"/>
                   </pic:spPr>
@@ -94,15 +94,8 @@
       <w:r>
         <w:rPr>
           <w:b/>
-          <w:i/>
         </w:rPr>
-        <w:t>Hapalopilus aurantiacus</w:t>
-      </w:r>
-      <w:r>
-        <w:rPr>
-          <w:b/>
-        </w:rPr>
-        <w:t xml:space="preserve"> (NT) </w:t>
+        <w:t xml:space="preserve">Apelsinticka (NT) </w:t>
       </w:r>
       <w:r>
         <w:t>växer mestadels på liggande ved av tall men även på granved. Artens ekologi och utbredning bör utredas ytterligare. Särskilt bör den eftersökas i de delar av Norrland där den ännu ej är funnen. I väntan på ytterligare detaljer om artens ståndortskrav bör fler tallskogar av naturskogskaraktär och med god tillgång på lågor sparas (SLU Artdatabanken, 2024).</w:t>
@@ -441,7 +434,7 @@
     <w:r>
       <w:tab/>
       <w:tab/>
-      <w:t>2026-03-02</w:t>
+      <w:t>2026-03-03</w:t>
       <w:br/>
       <w:br/>
     </w:r>

--- a/tillsyn/A 62705-2025 tillsynsbegäran.docx
+++ b/tillsyn/A 62705-2025 tillsynsbegäran.docx
@@ -434,7 +434,7 @@
     <w:r>
       <w:tab/>
       <w:tab/>
-      <w:t>2026-03-03</w:t>
+      <w:t>2026-03-04</w:t>
       <w:br/>
       <w:br/>
     </w:r>

--- a/tillsyn/A 62705-2025 tillsynsbegäran.docx
+++ b/tillsyn/A 62705-2025 tillsynsbegäran.docx
@@ -434,7 +434,7 @@
     <w:r>
       <w:tab/>
       <w:tab/>
-      <w:t>2026-03-04</w:t>
+      <w:t>2026-03-05</w:t>
       <w:br/>
       <w:br/>
     </w:r>

--- a/tillsyn/A 62705-2025 tillsynsbegäran.docx
+++ b/tillsyn/A 62705-2025 tillsynsbegäran.docx
@@ -434,7 +434,7 @@
     <w:r>
       <w:tab/>
       <w:tab/>
-      <w:t>2026-03-05</w:t>
+      <w:t>2026-03-06</w:t>
       <w:br/>
       <w:br/>
     </w:r>

--- a/tillsyn/A 62705-2025 tillsynsbegäran.docx
+++ b/tillsyn/A 62705-2025 tillsynsbegäran.docx
@@ -434,7 +434,7 @@
     <w:r>
       <w:tab/>
       <w:tab/>
-      <w:t>2026-03-06</w:t>
+      <w:t>2026-03-07</w:t>
       <w:br/>
       <w:br/>
     </w:r>

--- a/tillsyn/A 62705-2025 tillsynsbegäran.docx
+++ b/tillsyn/A 62705-2025 tillsynsbegäran.docx
@@ -434,7 +434,7 @@
     <w:r>
       <w:tab/>
       <w:tab/>
-      <w:t>2026-03-07</w:t>
+      <w:t>2026-03-08</w:t>
       <w:br/>
       <w:br/>
     </w:r>

--- a/tillsyn/A 62705-2025 tillsynsbegäran.docx
+++ b/tillsyn/A 62705-2025 tillsynsbegäran.docx
@@ -434,7 +434,7 @@
     <w:r>
       <w:tab/>
       <w:tab/>
-      <w:t>2026-03-08</w:t>
+      <w:t>2026-03-09</w:t>
       <w:br/>
       <w:br/>
     </w:r>

--- a/tillsyn/A 62705-2025 tillsynsbegäran.docx
+++ b/tillsyn/A 62705-2025 tillsynsbegäran.docx
@@ -434,7 +434,7 @@
     <w:r>
       <w:tab/>
       <w:tab/>
-      <w:t>2026-03-09</w:t>
+      <w:t>2026-03-10</w:t>
       <w:br/>
       <w:br/>
     </w:r>

--- a/tillsyn/A 62705-2025 tillsynsbegäran.docx
+++ b/tillsyn/A 62705-2025 tillsynsbegäran.docx
@@ -165,7 +165,7 @@
         <w:t>Talltita (NT, §4)</w:t>
       </w:r>
       <w:r>
-        <w:t>, rödlistad som nära hotad och prioriterad art i Skogsvårdslagen har häckningsrevir i anmälan. Arten har minskat kraftigt de senaste 30 åren och minskningstakten innevarande 10-årsperiod beräknas till 20 (10–30) %. Talltitan är synnerligen trogen sitt cirka 15 hektar stora revir och är beroende av flerskiktade olikåldriga skogar för att kunna föda upp sina ungar. Talltitan försvinner om dess livsmiljö kalavverkas (Eggers &amp; Low (2014); Ekman (1979); Griesser et al (2007); Klein (2020); Siffczyk et al (2003); SLU Artdatabanken (2021).</w:t>
+        <w:t>, rödlistad som nära hotad och prioriterad art i Skogsvårdslagen, har häckningsrevir i anmälan. Arten har minskat kraftigt de senaste 30 åren och minskningstakten innevarande 10-årsperiod beräknas till 20 (10–30) %. Talltitan är synnerligen trogen sitt cirka 15 hektar stora revir och är beroende av flerskiktade olikåldriga skogar för att kunna föda upp sina ungar. Talltitan försvinner om dess livsmiljö kalavverkas (Eggers &amp; Low, 2014; Ekman, 1979; Griesser et al, 2007; Klein, 2020; Siffczyk et al, 2003; SLU Artdatabanken, 2021).</w:t>
       </w:r>
     </w:p>
     <w:p>
@@ -434,7 +434,7 @@
     <w:r>
       <w:tab/>
       <w:tab/>
-      <w:t>2026-03-10</w:t>
+      <w:t>2026-03-11</w:t>
       <w:br/>
       <w:br/>
     </w:r>

--- a/tillsyn/A 62705-2025 tillsynsbegäran.docx
+++ b/tillsyn/A 62705-2025 tillsynsbegäran.docx
@@ -35,7 +35,7 @@
     </w:p>
     <w:p>
       <w:r>
-        <w:t>I avverkningsanmälan har följande 5 naturvårdsarter hittats: apelsinticka (NT), tallticka (NT), talltita (NT, §4), västlig hakmossa (S) och kungsfågel (§4). Av dessa är 3 rödlistade. För rödlistade arter har rödlistekategorin angivits inom parentes. Arter som är signalarter enligt Skogsstyrelsen har markerats med (S). För fridlysta arter anges även paragrafen i Artskyddsförordningen som arten är fridlyst enligt.</w:t>
+        <w:t>I avverkningsanmälan har följande 6 naturvårdsarter hittats: apelsinticka (NT), spillkråka (NT, §4), tallticka (NT), talltita (NT, §4), västlig hakmossa (S) och kungsfågel (§4). Av dessa är 4 rödlistade. För rödlistade arter har rödlistekategorin angivits inom parentes. Arter som är signalarter enligt Skogsstyrelsen har markerats med (S). För fridlysta arter anges även paragrafen i Artskyddsförordningen som arten är fridlyst enligt.</w:t>
       </w:r>
     </w:p>
     <w:p>
@@ -140,7 +140,7 @@
     </w:p>
     <w:p>
       <w:r>
-        <w:t>Följande fridlysta arter har sina livsmiljöer och växtplatser i den avverkningsanmälda skogen: talltita (NT, §4) och kungsfågel (§4).</w:t>
+        <w:t>Följande fridlysta arter har sina livsmiljöer och växtplatser i den avverkningsanmälda skogen: spillkråka (NT, §4), talltita (NT, §4) och kungsfågel (§4).</w:t>
       </w:r>
     </w:p>
     <w:p>
@@ -155,6 +155,35 @@
       </w:r>
       <w:r>
         <w:t>(artikel 1). Vidare att de åtgärder som vidtas inte får leda till en försämring av den nuvarande situationen beträffande bevarandet av de fågelarter som avses i artikel 1 (artikel 13). Fågeldirektivet är styrande för tillsynsansvariga myndigheters ärendehantering, ställningstaganden och beslutsfattande.</w:t>
+      </w:r>
+    </w:p>
+    <w:p>
+      <w:r>
+        <w:rPr>
+          <w:b/>
+        </w:rPr>
+        <w:t>Spillkråka (NT, §4)</w:t>
+      </w:r>
+      <w:r>
+        <w:t xml:space="preserve"> är rödlistad som nära hotad och ingår i bilaga 1 i EU:s fågeldirektiv. Den minskar i population på grund av minskad tillgång på lämpliga bo- och födoträd och minskad födotillgång. Spillkråkans minskningstakt har uppgått till 19 (24–10) % under de senaste 15 åren och bedöms vara nära gränsvärdet för Sårbar (VU) (A2bc). Spillkråka är en nyckelart i skogliga miljöer vars övergivna bohål utnyttjas av flera andra hålhäckande fågelarter och fladdermöss. Den behöver grova träd, främst tall, asp och bok som boträd. Skogsbruk med korta omloppstider och täta, homogena ungskogar utgör det största hotet. Spillkråka är typisk art för </w:t>
+      </w:r>
+      <w:r>
+        <w:rPr>
+          <w:i/>
+        </w:rPr>
+        <w:t xml:space="preserve">9010 Taiga </w:t>
+      </w:r>
+      <w:r>
+        <w:t>och</w:t>
+      </w:r>
+      <w:r>
+        <w:rPr>
+          <w:i/>
+        </w:rPr>
+        <w:t xml:space="preserve"> 9740 Skogsbevuxen myr </w:t>
+      </w:r>
+      <w:r>
+        <w:t>(SLU Artdatabanken, 2025; Skogsstyrelsen 2016).</w:t>
       </w:r>
     </w:p>
     <w:p>
@@ -184,6 +213,78 @@
       </w:pPr>
       <w:r>
         <w:t>BILAGA 1 – Fridlysta arter</w:t>
+      </w:r>
+    </w:p>
+    <w:p>
+      <w:pPr>
+        <w:pStyle w:val="Heading1"/>
+      </w:pPr>
+      <w:r>
+        <w:t>Spillkråka – ekologi samt krav på livsmiljön</w:t>
+      </w:r>
+    </w:p>
+    <w:p>
+      <w:r>
+        <w:t xml:space="preserve">Spillkråka (NT) är rödlistad som nära hotad, fridlyst enligt §4 Artskyddsförordningen, typisk art för </w:t>
+      </w:r>
+      <w:r>
+        <w:rPr>
+          <w:i/>
+        </w:rPr>
+        <w:t xml:space="preserve">9010 Taiga </w:t>
+      </w:r>
+      <w:r>
+        <w:t>och</w:t>
+      </w:r>
+      <w:r>
+        <w:rPr>
+          <w:i/>
+        </w:rPr>
+        <w:t xml:space="preserve"> 9740 Skogsbevuxen myr</w:t>
+      </w:r>
+      <w:r>
+        <w:t xml:space="preserve"> och ingår i bilaga 1 i EU:s fågeldirektiv. Spillkråka lever i både barr- och blandskog liksom i ren lövskog. De tätaste populationerna tenderar att finnas i äldre, variationsrik blandskog med gott om död ved och gamla träd. Spillkråka är en nyckelart i skogliga miljöer vars övergivna bohål utnyttjas av flera andra hålhäckande fågelarter och fladdermöss (SLU Artdatabanken, 2023; Skogsstyrelsen 2016).</w:t>
+      </w:r>
+    </w:p>
+    <w:p>
+      <w:r>
+        <w:t>Varje par utnyttjar 400–1000 hektar skog beroende på skogens kvalitet. En minskning av populationen pågår på grund av minskad tillgång på lämpliga bo- och födoträd och minskad födotillgång. Spillkråkans minskningstakt har uppgått till 19 (24–10) % under de senaste 15 åren. Minskningstakten för den svenska populationen bedöms vara nära gränsvärdet för Sårbar (VU) (A2bc). Skogsbruk med korta omloppstider och täta, homogena ungskogar utgör det största hotet (SLU Artdatabanken 2023).</w:t>
+      </w:r>
+    </w:p>
+    <w:p>
+      <w:pPr>
+        <w:pStyle w:val="Heading2"/>
+      </w:pPr>
+      <w:r>
+        <w:t>Referenser – spillkråka</w:t>
+      </w:r>
+    </w:p>
+    <w:p>
+      <w:r>
+        <w:t xml:space="preserve">Skogsstyrelsen, 2016. </w:t>
+      </w:r>
+      <w:r>
+        <w:rPr>
+          <w:i/>
+        </w:rPr>
+        <w:t xml:space="preserve">Vägledning för hänsyn till spillkråka. </w:t>
+      </w:r>
+      <w:r>
+        <w:t>Vägledningar och kunskapsstöd artskydd – Skogsstyrelsen.</w:t>
+      </w:r>
+    </w:p>
+    <w:p>
+      <w:r>
+        <w:t xml:space="preserve">SLU Artdatabanken, 2023. </w:t>
+      </w:r>
+      <w:r>
+        <w:rPr>
+          <w:i/>
+        </w:rPr>
+        <w:t xml:space="preserve">Artfaktablad. Naturvård – artfakta. </w:t>
+      </w:r>
+      <w:r>
+        <w:t>SLU Artdatabanken, Uppsala</w:t>
       </w:r>
     </w:p>
     <w:p>
@@ -434,7 +535,7 @@
     <w:r>
       <w:tab/>
       <w:tab/>
-      <w:t>2026-03-11</w:t>
+      <w:t>2026-03-12</w:t>
       <w:br/>
       <w:br/>
     </w:r>

--- a/tillsyn/A 62705-2025 tillsynsbegäran.docx
+++ b/tillsyn/A 62705-2025 tillsynsbegäran.docx
@@ -535,7 +535,7 @@
     <w:r>
       <w:tab/>
       <w:tab/>
-      <w:t>2026-03-12</w:t>
+      <w:t>2026-03-13</w:t>
       <w:br/>
       <w:br/>
     </w:r>

--- a/tillsyn/A 62705-2025 tillsynsbegäran.docx
+++ b/tillsyn/A 62705-2025 tillsynsbegäran.docx
@@ -535,7 +535,7 @@
     <w:r>
       <w:tab/>
       <w:tab/>
-      <w:t>2026-04-14</w:t>
+      <w:t>2026-04-15</w:t>
       <w:br/>
       <w:br/>
     </w:r>

--- a/tillsyn/A 62705-2025 tillsynsbegäran.docx
+++ b/tillsyn/A 62705-2025 tillsynsbegäran.docx
@@ -535,7 +535,7 @@
     <w:r>
       <w:tab/>
       <w:tab/>
-      <w:t>2026-04-15</w:t>
+      <w:t>2026-04-16</w:t>
       <w:br/>
       <w:br/>
     </w:r>

--- a/tillsyn/A 62705-2025 tillsynsbegäran.docx
+++ b/tillsyn/A 62705-2025 tillsynsbegäran.docx
@@ -535,7 +535,7 @@
     <w:r>
       <w:tab/>
       <w:tab/>
-      <w:t>2026-04-16</w:t>
+      <w:t>2026-04-17</w:t>
       <w:br/>
       <w:br/>
     </w:r>

--- a/tillsyn/A 62705-2025 tillsynsbegäran.docx
+++ b/tillsyn/A 62705-2025 tillsynsbegäran.docx
@@ -535,7 +535,7 @@
     <w:r>
       <w:tab/>
       <w:tab/>
-      <w:t>2026-04-17</w:t>
+      <w:t>2026-04-18</w:t>
       <w:br/>
       <w:br/>
     </w:r>

--- a/tillsyn/A 62705-2025 tillsynsbegäran.docx
+++ b/tillsyn/A 62705-2025 tillsynsbegäran.docx
@@ -535,7 +535,7 @@
     <w:r>
       <w:tab/>
       <w:tab/>
-      <w:t>2026-04-18</w:t>
+      <w:t>2026-04-19</w:t>
       <w:br/>
       <w:br/>
     </w:r>

--- a/tillsyn/A 62705-2025 tillsynsbegäran.docx
+++ b/tillsyn/A 62705-2025 tillsynsbegäran.docx
@@ -535,7 +535,7 @@
     <w:r>
       <w:tab/>
       <w:tab/>
-      <w:t>2026-04-19</w:t>
+      <w:t>2026-04-20</w:t>
       <w:br/>
       <w:br/>
     </w:r>

--- a/tillsyn/A 62705-2025 tillsynsbegäran.docx
+++ b/tillsyn/A 62705-2025 tillsynsbegäran.docx
@@ -535,7 +535,7 @@
     <w:r>
       <w:tab/>
       <w:tab/>
-      <w:t>2026-04-20</w:t>
+      <w:t>2026-04-21</w:t>
       <w:br/>
       <w:br/>
     </w:r>

--- a/tillsyn/A 62705-2025 tillsynsbegäran.docx
+++ b/tillsyn/A 62705-2025 tillsynsbegäran.docx
@@ -535,7 +535,7 @@
     <w:r>
       <w:tab/>
       <w:tab/>
-      <w:t>2026-04-21</w:t>
+      <w:t>2026-04-22</w:t>
       <w:br/>
       <w:br/>
     </w:r>

--- a/tillsyn/A 62705-2025 tillsynsbegäran.docx
+++ b/tillsyn/A 62705-2025 tillsynsbegäran.docx
@@ -535,7 +535,7 @@
     <w:r>
       <w:tab/>
       <w:tab/>
-      <w:t>2026-04-22</w:t>
+      <w:t>2026-04-23</w:t>
       <w:br/>
       <w:br/>
     </w:r>

--- a/tillsyn/A 62705-2025 tillsynsbegäran.docx
+++ b/tillsyn/A 62705-2025 tillsynsbegäran.docx
@@ -535,7 +535,7 @@
     <w:r>
       <w:tab/>
       <w:tab/>
-      <w:t>2026-04-23</w:t>
+      <w:t>2026-04-24</w:t>
       <w:br/>
       <w:br/>
     </w:r>

--- a/tillsyn/A 62705-2025 tillsynsbegäran.docx
+++ b/tillsyn/A 62705-2025 tillsynsbegäran.docx
@@ -535,7 +535,7 @@
     <w:r>
       <w:tab/>
       <w:tab/>
-      <w:t>2026-04-24</w:t>
+      <w:t>2026-04-25</w:t>
       <w:br/>
       <w:br/>
     </w:r>

--- a/tillsyn/A 62705-2025 tillsynsbegäran.docx
+++ b/tillsyn/A 62705-2025 tillsynsbegäran.docx
@@ -535,7 +535,7 @@
     <w:r>
       <w:tab/>
       <w:tab/>
-      <w:t>2026-04-25</w:t>
+      <w:t>2026-04-26</w:t>
       <w:br/>
       <w:br/>
     </w:r>

--- a/tillsyn/A 62705-2025 tillsynsbegäran.docx
+++ b/tillsyn/A 62705-2025 tillsynsbegäran.docx
@@ -535,7 +535,7 @@
     <w:r>
       <w:tab/>
       <w:tab/>
-      <w:t>2026-04-26</w:t>
+      <w:t>2026-04-27</w:t>
       <w:br/>
       <w:br/>
     </w:r>

--- a/tillsyn/A 62705-2025 tillsynsbegäran.docx
+++ b/tillsyn/A 62705-2025 tillsynsbegäran.docx
@@ -535,7 +535,7 @@
     <w:r>
       <w:tab/>
       <w:tab/>
-      <w:t>2026-04-27</w:t>
+      <w:t>2026-04-28</w:t>
       <w:br/>
       <w:br/>
     </w:r>

--- a/tillsyn/A 62705-2025 tillsynsbegäran.docx
+++ b/tillsyn/A 62705-2025 tillsynsbegäran.docx
@@ -535,7 +535,7 @@
     <w:r>
       <w:tab/>
       <w:tab/>
-      <w:t>2026-04-28</w:t>
+      <w:t>2026-04-29</w:t>
       <w:br/>
       <w:br/>
     </w:r>

--- a/tillsyn/A 62705-2025 tillsynsbegäran.docx
+++ b/tillsyn/A 62705-2025 tillsynsbegäran.docx
@@ -535,7 +535,7 @@
     <w:r>
       <w:tab/>
       <w:tab/>
-      <w:t>2026-04-29</w:t>
+      <w:t>2026-04-30</w:t>
       <w:br/>
       <w:br/>
     </w:r>

--- a/tillsyn/A 62705-2025 tillsynsbegäran.docx
+++ b/tillsyn/A 62705-2025 tillsynsbegäran.docx
@@ -535,7 +535,7 @@
     <w:r>
       <w:tab/>
       <w:tab/>
-      <w:t>2026-05-16</w:t>
+      <w:t>2026-05-17</w:t>
       <w:br/>
       <w:br/>
     </w:r>

--- a/tillsyn/A 62705-2025 tillsynsbegäran.docx
+++ b/tillsyn/A 62705-2025 tillsynsbegäran.docx
@@ -535,7 +535,7 @@
     <w:r>
       <w:tab/>
       <w:tab/>
-      <w:t>2026-05-17</w:t>
+      <w:t>2026-05-18</w:t>
       <w:br/>
       <w:br/>
     </w:r>

--- a/tillsyn/A 62705-2025 tillsynsbegäran.docx
+++ b/tillsyn/A 62705-2025 tillsynsbegäran.docx
@@ -535,7 +535,7 @@
     <w:r>
       <w:tab/>
       <w:tab/>
-      <w:t>2026-05-18</w:t>
+      <w:t>2026-05-19</w:t>
       <w:br/>
       <w:br/>
     </w:r>

--- a/tillsyn/A 62705-2025 tillsynsbegäran.docx
+++ b/tillsyn/A 62705-2025 tillsynsbegäran.docx
@@ -535,7 +535,7 @@
     <w:r>
       <w:tab/>
       <w:tab/>
-      <w:t>2026-05-19</w:t>
+      <w:t>2026-05-20</w:t>
       <w:br/>
       <w:br/>
     </w:r>

--- a/tillsyn/A 62705-2025 tillsynsbegäran.docx
+++ b/tillsyn/A 62705-2025 tillsynsbegäran.docx
@@ -535,7 +535,7 @@
     <w:r>
       <w:tab/>
       <w:tab/>
-      <w:t>2026-05-20</w:t>
+      <w:t>2026-05-21</w:t>
       <w:br/>
       <w:br/>
     </w:r>

--- a/tillsyn/A 62705-2025 tillsynsbegäran.docx
+++ b/tillsyn/A 62705-2025 tillsynsbegäran.docx
@@ -535,7 +535,7 @@
     <w:r>
       <w:tab/>
       <w:tab/>
-      <w:t>2026-05-21</w:t>
+      <w:t>2026-05-22</w:t>
       <w:br/>
       <w:br/>
     </w:r>

--- a/tillsyn/A 62705-2025 tillsynsbegäran.docx
+++ b/tillsyn/A 62705-2025 tillsynsbegäran.docx
@@ -535,7 +535,7 @@
     <w:r>
       <w:tab/>
       <w:tab/>
-      <w:t>2026-05-22</w:t>
+      <w:t>2026-05-23</w:t>
       <w:br/>
       <w:br/>
     </w:r>

--- a/tillsyn/A 62705-2025 tillsynsbegäran.docx
+++ b/tillsyn/A 62705-2025 tillsynsbegäran.docx
@@ -535,7 +535,7 @@
     <w:r>
       <w:tab/>
       <w:tab/>
-      <w:t>2026-05-23</w:t>
+      <w:t>2026-05-24</w:t>
       <w:br/>
       <w:br/>
     </w:r>

--- a/tillsyn/A 62705-2025 tillsynsbegäran.docx
+++ b/tillsyn/A 62705-2025 tillsynsbegäran.docx
@@ -535,7 +535,7 @@
     <w:r>
       <w:tab/>
       <w:tab/>
-      <w:t>2026-05-24</w:t>
+      <w:t>2026-05-25</w:t>
       <w:br/>
       <w:br/>
     </w:r>

--- a/tillsyn/A 62705-2025 tillsynsbegäran.docx
+++ b/tillsyn/A 62705-2025 tillsynsbegäran.docx
@@ -535,7 +535,7 @@
     <w:r>
       <w:tab/>
       <w:tab/>
-      <w:t>2026-05-25</w:t>
+      <w:t>2026-05-26</w:t>
       <w:br/>
       <w:br/>
     </w:r>

--- a/tillsyn/A 62705-2025 tillsynsbegäran.docx
+++ b/tillsyn/A 62705-2025 tillsynsbegäran.docx
@@ -535,7 +535,7 @@
     <w:r>
       <w:tab/>
       <w:tab/>
-      <w:t>2026-05-26</w:t>
+      <w:t>2026-05-27</w:t>
       <w:br/>
       <w:br/>
     </w:r>

--- a/tillsyn/A 62705-2025 tillsynsbegäran.docx
+++ b/tillsyn/A 62705-2025 tillsynsbegäran.docx
@@ -535,7 +535,7 @@
     <w:r>
       <w:tab/>
       <w:tab/>
-      <w:t>2026-05-27</w:t>
+      <w:t>2026-05-28</w:t>
       <w:br/>
       <w:br/>
     </w:r>

--- a/tillsyn/A 62705-2025 tillsynsbegäran.docx
+++ b/tillsyn/A 62705-2025 tillsynsbegäran.docx
@@ -535,7 +535,7 @@
     <w:r>
       <w:tab/>
       <w:tab/>
-      <w:t>2026-05-28</w:t>
+      <w:t>2026-05-29</w:t>
       <w:br/>
       <w:br/>
     </w:r>

--- a/tillsyn/A 62705-2025 tillsynsbegäran.docx
+++ b/tillsyn/A 62705-2025 tillsynsbegäran.docx
@@ -535,7 +535,7 @@
     <w:r>
       <w:tab/>
       <w:tab/>
-      <w:t>2026-05-29</w:t>
+      <w:t>2026-05-30</w:t>
       <w:br/>
       <w:br/>
     </w:r>

--- a/tillsyn/A 62705-2025 tillsynsbegäran.docx
+++ b/tillsyn/A 62705-2025 tillsynsbegäran.docx
@@ -535,7 +535,7 @@
     <w:r>
       <w:tab/>
       <w:tab/>
-      <w:t>2026-05-30</w:t>
+      <w:t>2026-05-31</w:t>
       <w:br/>
       <w:br/>
     </w:r>

--- a/tillsyn/A 62705-2025 tillsynsbegäran.docx
+++ b/tillsyn/A 62705-2025 tillsynsbegäran.docx
@@ -535,7 +535,7 @@
     <w:r>
       <w:tab/>
       <w:tab/>
-      <w:t>2026-05-31</w:t>
+      <w:t>2026-06-01</w:t>
       <w:br/>
       <w:br/>
     </w:r>

--- a/tillsyn/A 62705-2025 tillsynsbegäran.docx
+++ b/tillsyn/A 62705-2025 tillsynsbegäran.docx
@@ -535,7 +535,7 @@
     <w:r>
       <w:tab/>
       <w:tab/>
-      <w:t>2026-06-01</w:t>
+      <w:t>2026-06-02</w:t>
       <w:br/>
       <w:br/>
     </w:r>

--- a/tillsyn/A 62705-2025 tillsynsbegäran.docx
+++ b/tillsyn/A 62705-2025 tillsynsbegäran.docx
@@ -535,7 +535,7 @@
     <w:r>
       <w:tab/>
       <w:tab/>
-      <w:t>2026-06-02</w:t>
+      <w:t>2026-06-03</w:t>
       <w:br/>
       <w:br/>
     </w:r>

--- a/tillsyn/A 62705-2025 tillsynsbegäran.docx
+++ b/tillsyn/A 62705-2025 tillsynsbegäran.docx
@@ -535,7 +535,7 @@
     <w:r>
       <w:tab/>
       <w:tab/>
-      <w:t>2026-06-03</w:t>
+      <w:t>2026-06-04</w:t>
       <w:br/>
       <w:br/>
     </w:r>

--- a/tillsyn/A 62705-2025 tillsynsbegäran.docx
+++ b/tillsyn/A 62705-2025 tillsynsbegäran.docx
@@ -535,7 +535,7 @@
     <w:r>
       <w:tab/>
       <w:tab/>
-      <w:t>2026-06-04</w:t>
+      <w:t>2026-06-05</w:t>
       <w:br/>
       <w:br/>
     </w:r>

--- a/tillsyn/A 62705-2025 tillsynsbegäran.docx
+++ b/tillsyn/A 62705-2025 tillsynsbegäran.docx
@@ -535,7 +535,7 @@
     <w:r>
       <w:tab/>
       <w:tab/>
-      <w:t>2026-06-05</w:t>
+      <w:t>2026-06-06</w:t>
       <w:br/>
       <w:br/>
     </w:r>

--- a/tillsyn/A 62705-2025 tillsynsbegäran.docx
+++ b/tillsyn/A 62705-2025 tillsynsbegäran.docx
@@ -535,7 +535,7 @@
     <w:r>
       <w:tab/>
       <w:tab/>
-      <w:t>2026-06-06</w:t>
+      <w:t>2026-06-07</w:t>
       <w:br/>
       <w:br/>
     </w:r>

--- a/tillsyn/A 62705-2025 tillsynsbegäran.docx
+++ b/tillsyn/A 62705-2025 tillsynsbegäran.docx
@@ -535,7 +535,7 @@
     <w:r>
       <w:tab/>
       <w:tab/>
-      <w:t>2026-06-07</w:t>
+      <w:t>2026-06-08</w:t>
       <w:br/>
       <w:br/>
     </w:r>

--- a/tillsyn/A 62705-2025 tillsynsbegäran.docx
+++ b/tillsyn/A 62705-2025 tillsynsbegäran.docx
@@ -535,7 +535,7 @@
     <w:r>
       <w:tab/>
       <w:tab/>
-      <w:t>2026-06-08</w:t>
+      <w:t>2026-06-09</w:t>
       <w:br/>
       <w:br/>
     </w:r>

--- a/tillsyn/A 62705-2025 tillsynsbegäran.docx
+++ b/tillsyn/A 62705-2025 tillsynsbegäran.docx
@@ -535,7 +535,7 @@
     <w:r>
       <w:tab/>
       <w:tab/>
-      <w:t>2026-06-09</w:t>
+      <w:t>2026-06-10</w:t>
       <w:br/>
       <w:br/>
     </w:r>

--- a/tillsyn/A 62705-2025 tillsynsbegäran.docx
+++ b/tillsyn/A 62705-2025 tillsynsbegäran.docx
@@ -535,7 +535,7 @@
     <w:r>
       <w:tab/>
       <w:tab/>
-      <w:t>2026-06-10</w:t>
+      <w:t>2026-06-11</w:t>
       <w:br/>
       <w:br/>
     </w:r>

--- a/tillsyn/A 62705-2025 tillsynsbegäran.docx
+++ b/tillsyn/A 62705-2025 tillsynsbegäran.docx
@@ -535,7 +535,7 @@
     <w:r>
       <w:tab/>
       <w:tab/>
-      <w:t>2026-06-11</w:t>
+      <w:t>2026-06-12</w:t>
       <w:br/>
       <w:br/>
     </w:r>

--- a/tillsyn/A 62705-2025 tillsynsbegäran.docx
+++ b/tillsyn/A 62705-2025 tillsynsbegäran.docx
@@ -535,7 +535,7 @@
     <w:r>
       <w:tab/>
       <w:tab/>
-      <w:t>2026-06-12</w:t>
+      <w:t>2026-06-13</w:t>
       <w:br/>
       <w:br/>
     </w:r>

--- a/tillsyn/A 62705-2025 tillsynsbegäran.docx
+++ b/tillsyn/A 62705-2025 tillsynsbegäran.docx
@@ -535,7 +535,7 @@
     <w:r>
       <w:tab/>
       <w:tab/>
-      <w:t>2026-06-13</w:t>
+      <w:t>2026-06-14</w:t>
       <w:br/>
       <w:br/>
     </w:r>

--- a/tillsyn/A 62705-2025 tillsynsbegäran.docx
+++ b/tillsyn/A 62705-2025 tillsynsbegäran.docx
@@ -535,7 +535,7 @@
     <w:r>
       <w:tab/>
       <w:tab/>
-      <w:t>2026-06-14</w:t>
+      <w:t>2026-06-15</w:t>
       <w:br/>
       <w:br/>
     </w:r>

--- a/tillsyn/A 62705-2025 tillsynsbegäran.docx
+++ b/tillsyn/A 62705-2025 tillsynsbegäran.docx
@@ -535,7 +535,7 @@
     <w:r>
       <w:tab/>
       <w:tab/>
-      <w:t>2026-06-15</w:t>
+      <w:t>2026-06-16</w:t>
       <w:br/>
       <w:br/>
     </w:r>

--- a/tillsyn/A 62705-2025 tillsynsbegäran.docx
+++ b/tillsyn/A 62705-2025 tillsynsbegäran.docx
@@ -535,7 +535,7 @@
     <w:r>
       <w:tab/>
       <w:tab/>
-      <w:t>2026-06-16</w:t>
+      <w:t>2026-06-17</w:t>
       <w:br/>
       <w:br/>
     </w:r>

--- a/tillsyn/A 62705-2025 tillsynsbegäran.docx
+++ b/tillsyn/A 62705-2025 tillsynsbegäran.docx
@@ -1,6 +1,6 @@
 
 <file path=word/document.xml><?xml version="1.0" encoding="utf-8"?>
-<w:document xmlns:wpc="http://schemas.microsoft.com/office/word/2010/wordprocessingCanvas" xmlns:cx="http://schemas.microsoft.com/office/drawing/2014/chartex" xmlns:cx1="http://schemas.microsoft.com/office/drawing/2015/9/8/chartex" xmlns:cx2="http://schemas.microsoft.com/office/drawing/2015/10/21/chartex" xmlns:cx3="http://schemas.microsoft.com/office/drawing/2016/5/9/chartex" xmlns:cx4="http://schemas.microsoft.com/office/drawing/2016/5/10/chartex" xmlns:cx5="http://schemas.microsoft.com/office/drawing/2016/5/11/chartex" xmlns:cx6="http://schemas.microsoft.com/office/drawing/2016/5/12/chartex" xmlns:cx7="http://schemas.microsoft.com/office/drawing/2016/5/13/chartex" xmlns:cx8="http://schemas.microsoft.com/office/drawing/2016/5/14/chartex" xmlns:mc="http://schemas.openxmlformats.org/markup-compatibility/2006" xmlns:aink="http://schemas.microsoft.com/office/drawing/2016/ink" xmlns:am3d="http://schemas.microsoft.com/office/drawing/2017/model3d" xmlns:o="urn:schemas-microsoft-com:office:office" xmlns:oel="http://schemas.microsoft.com/office/2019/extlst" xmlns:r="http://schemas.openxmlformats.org/officeDocument/2006/relationships" xmlns:m="http://schemas.openxmlformats.org/officeDocument/2006/math" xmlns:v="urn:schemas-microsoft-com:vml" xmlns:wp14="http://schemas.microsoft.com/office/word/2010/wordprocessingDrawing" xmlns:wp="http://schemas.openxmlformats.org/drawingml/2006/wordprocessingDrawing" xmlns:w10="urn:schemas-microsoft-com:office:word" xmlns:w="http://schemas.openxmlformats.org/wordprocessingml/2006/main" xmlns:w14="http://schemas.microsoft.com/office/word/2010/wordml" xmlns:w15="http://schemas.microsoft.com/office/word/2012/wordml" xmlns:w16cex="http://schemas.microsoft.com/office/word/2018/wordml/cex" xmlns:w16cid="http://schemas.microsoft.com/office/word/2016/wordml/cid" xmlns:w16="http://schemas.microsoft.com/office/word/2018/wordml" xmlns:w16sdtdh="http://schemas.microsoft.com/office/word/2020/wordml/sdtdatahash" xmlns:w16se="http://schemas.microsoft.com/office/word/2015/wordml/symex" xmlns:wpg="http://schemas.microsoft.com/office/word/2010/wordprocessingGroup" xmlns:wpi="http://schemas.microsoft.com/office/word/2010/wordprocessingInk" xmlns:wne="http://schemas.microsoft.com/office/word/2006/wordml" xmlns:wps="http://schemas.microsoft.com/office/word/2010/wordprocessingShape" mc:Ignorable="w14 w15 w16se w16cid w16 w16cex w16sdtdh wp14">
+<w:document xmlns:wpc="http://schemas.microsoft.com/office/word/2010/wordprocessingCanvas" xmlns:cx="http://schemas.microsoft.com/office/drawing/2014/chartex" xmlns:cx1="http://schemas.microsoft.com/office/drawing/2015/9/8/chartex" xmlns:cx2="http://schemas.microsoft.com/office/drawing/2015/10/21/chartex" xmlns:cx3="http://schemas.microsoft.com/office/drawing/2016/5/9/chartex" xmlns:cx4="http://schemas.microsoft.com/office/drawing/2016/5/10/chartex" xmlns:cx5="http://schemas.microsoft.com/office/drawing/2016/5/11/chartex" xmlns:cx6="http://schemas.microsoft.com/office/drawing/2016/5/12/chartex" xmlns:cx7="http://schemas.microsoft.com/office/drawing/2016/5/13/chartex" xmlns:cx8="http://schemas.microsoft.com/office/drawing/2016/5/14/chartex" xmlns:mc="http://schemas.openxmlformats.org/markup-compatibility/2006" xmlns:aink="http://schemas.microsoft.com/office/drawing/2016/ink" xmlns:am3d="http://schemas.microsoft.com/office/drawing/2017/model3d" xmlns:o="urn:schemas-microsoft-com:office:office" xmlns:oel="http://schemas.microsoft.com/office/2019/extlst" xmlns:r="http://schemas.openxmlformats.org/officeDocument/2006/relationships" xmlns:m="http://schemas.openxmlformats.org/officeDocument/2006/math" xmlns:v="urn:schemas-microsoft-com:vml" xmlns:wp14="http://schemas.microsoft.com/office/word/2010/wordprocessingDrawing" xmlns:wp="http://schemas.openxmlformats.org/drawingml/2006/wordprocessingDrawing" xmlns:w10="urn:schemas-microsoft-com:office:word" xmlns:w="http://schemas.openxmlformats.org/wordprocessingml/2006/main" xmlns:w14="http://schemas.microsoft.com/office/word/2010/wordml" xmlns:w15="http://schemas.microsoft.com/office/word/2012/wordml" xmlns:w16cex="http://schemas.microsoft.com/office/word/2018/wordml/cex" xmlns:w16cid="http://schemas.microsoft.com/office/word/2016/wordml/cid" xmlns:w16="http://schemas.microsoft.com/office/word/2018/wordml" xmlns:w16du="http://schemas.microsoft.com/office/word/2023/wordml/word16du" xmlns:w16sdtdh="http://schemas.microsoft.com/office/word/2020/wordml/sdtdatahash" xmlns:w16sdtfl="http://schemas.microsoft.com/office/word/2024/wordml/sdtformatlock" xmlns:w16se="http://schemas.microsoft.com/office/word/2015/wordml/symex" xmlns:wpg="http://schemas.microsoft.com/office/word/2010/wordprocessingGroup" xmlns:wpi="http://schemas.microsoft.com/office/word/2010/wordprocessingInk" xmlns:wne="http://schemas.microsoft.com/office/word/2006/wordml" xmlns:wps="http://schemas.microsoft.com/office/word/2010/wordprocessingShape" mc:Ignorable="w14 w15 w16se w16cid w16 w16cex w16sdtdh w16sdtfl w16du wp14">
   <w:body>
     <w:p>
       <w:pPr>
@@ -12,35 +12,10 @@
     </w:p>
     <w:p>
       <w:r>
-        <w:t>Detta dokument behandlar höga naturvärden i avverkningsanmälan A 62705-2025 i Växjö kommun. Denna avverkningsanmälan inkom 2025-12-17 00:00:00 och omfattar 7,1 ha.</w:t>
+        <w:t>Detta dokument behandlar höga naturvärden i avverkningsanmälan A 62705-2025 i Växjö kommun som inkom 2025-12-17 och omfattar 7,1 ha.</w:t>
       </w:r>
-    </w:p>
-    <w:p>
       <w:r>
-        <w:t>Vi begär härmed att Skogsstyrelsen fattar beslut enligt miljöbalken som säkerställer att skogens höga naturvärden bevaras samt säkerställer att EU-lagstiftning efterlevs och att artskyddsbrott förhindras. Vi önskar även ta del av de ställningstaganden och beslut som myndigheterna meddelar till följd av aktuell avverkningsanmälan och föreningens inlaga (se 34 § förvaltningslagen).</w:t>
-      </w:r>
-    </w:p>
-    <w:p>
-      <w:r>
-        <w:t>Nedan beskrivs fynd av naturvårdsarter och fridlysta arter som gjorts i det avverkningsanmälda området. I BILAGA 1 finns artfakta om fridlysta arter.</w:t>
-      </w:r>
-    </w:p>
-    <w:p>
-      <w:pPr>
-        <w:pStyle w:val="Heading1"/>
-      </w:pPr>
-      <w:r>
-        <w:t>Naturvårdsarter</w:t>
-      </w:r>
-    </w:p>
-    <w:p>
-      <w:r>
-        <w:t>I avverkningsanmälan har följande 6 naturvårdsarter hittats: apelsinticka (NT), spillkråka (NT, §4), tallticka (NT), talltita (NT, §4), västlig hakmossa (S) och kungsfågel (§4). Av dessa är 4 rödlistade. För rödlistade arter har rödlistekategorin angivits inom parentes. Arter som är signalarter enligt Skogsstyrelsen har markerats med (S). För fridlysta arter anges även paragrafen i Artskyddsförordningen som arten är fridlyst enligt.</w:t>
-      </w:r>
-    </w:p>
-    <w:p>
-      <w:r>
-        <w:t>De påträffade naturvårdsarterna är ett tydligt kvitto på att detta rör sig om en skog med höga naturvärden. I Figur 1 visas en karta över det avverkningsanmälda området, där samtliga fyndplatser för naturvårdsarter som finns registrerade på Artportalen har markerats.</w:t>
+        <w:t xml:space="preserve"> I Figur 1 visas fyndplatser för naturvårdsarter i området, som finns registrerade på Artportalen.</w:t>
       </w:r>
     </w:p>
     <w:p>
@@ -50,7 +25,7 @@
       <w:r>
         <w:drawing>
           <wp:inline xmlns:a="http://schemas.openxmlformats.org/drawingml/2006/main" xmlns:pic="http://schemas.openxmlformats.org/drawingml/2006/picture">
-            <wp:extent cx="5486400" cy="5407009"/>
+            <wp:extent cx="5486400" cy="5307654"/>
             <wp:docPr id="1" name="Picture 1"/>
             <wp:cNvGraphicFramePr>
               <a:graphicFrameLocks noChangeAspect="1"/>
@@ -71,7 +46,7 @@
                   <pic:spPr>
                     <a:xfrm>
                       <a:off x="0" y="0"/>
-                      <a:ext cx="5486400" cy="5407009"/>
+                      <a:ext cx="5486400" cy="5307654"/>
                     </a:xfrm>
                     <a:prstGeom prst="rect"/>
                   </pic:spPr>
@@ -85,49 +60,25 @@
     <w:p>
       <w:pPr>
         <w:pStyle w:val="Caption"/>
+        <w:spacing w:after="240"/>
       </w:pPr>
       <w:r>
-        <w:t>Figur 1. Fyndplatser för naturvårdsarter i det avverkningsanmälda området (röd linje). Markörer utan svart kant är placerade på fyndplatsen. Markörer med svart kant är placerade vid sidan av fyndplatsen och har ett svart streck som visar fyndplatsens exakta position. Kartans mittpunktskoordinat är N 6331046, E 483635 i SWEREF 99 TM.</w:t>
+        <w:t>Figur 1. Fyndplatser för naturvårdsarter i avverkningsanmälan (röd linje). Inom parentes anges rödlistekategorier, S för signalarter, Tför typiska arter och fridlysningsparagrafer i artskyddsförordningen.Markörer utan svart kant är placerade på fyndplatsen. Markörer med svart kant är placerade vid sidan av fyndplatsen och har ett svart streck som visar fyndplatsens exakta position. Kartans mittpunktskoordinat är N 6331046, E 483635 i SWEREF 99 TM.</w:t>
       </w:r>
     </w:p>
     <w:p>
       <w:r>
-        <w:rPr>
-          <w:b/>
-        </w:rPr>
-        <w:t xml:space="preserve">Apelsinticka (NT) </w:t>
-      </w:r>
-      <w:r>
-        <w:t>växer mestadels på liggande ved av tall men även på granved. Artens ekologi och utbredning bör utredas ytterligare. Särskilt bör den eftersökas i de delar av Norrland där den ännu ej är funnen. I väntan på ytterligare detaljer om artens ståndortskrav bör fler tallskogar av naturskogskaraktär och med god tillgång på lågor sparas (SLU Artdatabanken, 2024).</w:t>
+        <w:t>Vi begär härmed att Skogsstyrelsen fattar beslut enligt miljöbalken som säkerställer att skogens höga naturvärden bevaras samt att EU-lagstiftning efterlevs och att artskyddsbrott förhindras.</w:t>
       </w:r>
     </w:p>
     <w:p>
       <w:r>
-        <w:rPr>
-          <w:b/>
-        </w:rPr>
-        <w:t xml:space="preserve">Tallticka (NT) </w:t>
+        <w:t>Vi önskar även ta del av de ställningstaganden och beslut som myndigheten meddelar till följd av aktuell avverkningsanmälan och föreningens inlaga (se 34 § förvaltningslagen).</w:t>
       </w:r>
+    </w:p>
+    <w:p>
       <w:r>
-        <w:t xml:space="preserve">uppträder först på tallar som är 100–150 år gamla men är vanligast på träd som är runt 150–200 år eller äldre. I skogslandskapet är den främst knuten till tallnaturskogar och restbiotoper med biologiskt gamla träd och signalerar vanligtvis skyddsvärda tallbestånd med höga naturvärden. Tallticka är typisk art för </w:t>
-      </w:r>
-      <w:r>
-        <w:rPr>
-          <w:i/>
-        </w:rPr>
-        <w:t xml:space="preserve">9010 Taiga </w:t>
-      </w:r>
-      <w:r>
-        <w:t xml:space="preserve">och </w:t>
-      </w:r>
-      <w:r>
-        <w:rPr>
-          <w:i/>
-        </w:rPr>
-        <w:t>9060 Åsbarrskog</w:t>
-      </w:r>
-      <w:r>
-        <w:t xml:space="preserve"> (SLU Artdatabanken, 2023; Nitare &amp; Skogsstyrelsen, 2019).</w:t>
+        <w:t>Nedan beskrivs fynd av naturvårdsarter och fridlysta arter som gjorts i det avverkningsanmälda området. I BILAGA 1 finns artfakta om fridlysta arter.</w:t>
       </w:r>
     </w:p>
     <w:p>
@@ -135,12 +86,30 @@
         <w:pStyle w:val="Heading1"/>
       </w:pPr>
       <w:r>
+        <w:t>Naturvårdsarter</w:t>
+      </w:r>
+    </w:p>
+    <w:p>
+      <w:r>
+        <w:t>I avverkningsanmälan har följande 8 naturvårdsarter hittats: apelsinticka (NT), tallticka (NT, T), talltita (NT, §4), västlig hakmossa (S), spillkråka (T, §4), stjärtmes (T, §4), tofsmes (T, §4) och kungsfågel (§4). Av dessa är 3 rödlistade. För rödlistade arter har rödlistekategorin angivits inom parentes. Arter som är signalarter enligt Skogsstyrelsen har markerats med (S). Typiska arter inom Natura 2000 som är kopplade till skogsekosystem har markerats med (T). För fridlysta arter anges även paragrafen i Artskyddsförordningen som arten är fridlyst enligt.</w:t>
+      </w:r>
+    </w:p>
+    <w:p>
+      <w:r>
+        <w:t>De påträffade naturvårdsarterna är ett tydligt kvitto på att det rör sig om en skog med höga naturvärden.</w:t>
+      </w:r>
+    </w:p>
+    <w:p>
+      <w:pPr>
+        <w:pStyle w:val="Heading2"/>
+      </w:pPr>
+      <w:r>
         <w:t>Fridlysta arter</w:t>
       </w:r>
     </w:p>
     <w:p>
       <w:r>
-        <w:t>Följande fridlysta arter har sina livsmiljöer och växtplatser i den avverkningsanmälda skogen: spillkråka (NT, §4), talltita (NT, §4) och kungsfågel (§4).</w:t>
+        <w:t>Följande fridlysta arter har sina livsmiljöer och växtplatser i den avverkningsanmälda skogen: talltita (NT, §4), spillkråka (T, §4), stjärtmes (T, §4), tofsmes (T, §4) och kungsfågel (§4).</w:t>
       </w:r>
     </w:p>
     <w:p>
@@ -191,6 +160,35 @@
         <w:rPr>
           <w:b/>
         </w:rPr>
+        <w:t>Stjärtmes (§4)</w:t>
+      </w:r>
+      <w:r>
+        <w:t xml:space="preserve"> häckar i löv- och blandskog. Studier har visat att den behöver ca 15 % medelålders till äldre lövrika bestånd (&gt;50 % löv), om avståndet mellan bestånden är 500 m. Stjärtmes är fridlyst enligt 4§ artskyddsförordningen och typisk art för </w:t>
+      </w:r>
+      <w:r>
+        <w:rPr>
+          <w:i/>
+        </w:rPr>
+        <w:t>9010 Taiga, 9030 Landhöjningsskog, 9080 Lövsumpskog</w:t>
+      </w:r>
+      <w:r>
+        <w:t xml:space="preserve"> och</w:t>
+      </w:r>
+      <w:r>
+        <w:rPr>
+          <w:i/>
+        </w:rPr>
+        <w:t xml:space="preserve"> 9750 Svämlövskog </w:t>
+      </w:r>
+      <w:r>
+        <w:t>(Jansson, 1999; Skogsstyrelsen, 2014; SLU Artdatabanken, 2025).</w:t>
+      </w:r>
+    </w:p>
+    <w:p>
+      <w:r>
+        <w:rPr>
+          <w:b/>
+        </w:rPr>
         <w:t>Talltita (NT, §4)</w:t>
       </w:r>
       <w:r>
@@ -199,7 +197,75 @@
     </w:p>
     <w:p>
       <w:r>
+        <w:rPr>
+          <w:b/>
+        </w:rPr>
+        <w:t>Tofsmes (§4)</w:t>
+      </w:r>
+      <w:r>
+        <w:t xml:space="preserve"> häckar i barr- och blandskog, främst i tallskog. Tofsmes är typisk art för </w:t>
+      </w:r>
+      <w:r>
+        <w:rPr>
+          <w:i/>
+        </w:rPr>
+        <w:t xml:space="preserve">9010 Taiga </w:t>
+      </w:r>
+      <w:r>
+        <w:t>(SLU Artdatabanken, 2025).</w:t>
+      </w:r>
+    </w:p>
+    <w:p>
+      <w:r>
         <w:t>I BILAGA 1 finns mer detaljerad information om ekologi samt krav på livsmiljö hos fridlysta arter.</w:t>
+      </w:r>
+    </w:p>
+    <w:p>
+      <w:pPr>
+        <w:pStyle w:val="Heading2"/>
+      </w:pPr>
+      <w:r>
+        <w:t>Övriga naturvårdsarter</w:t>
+      </w:r>
+    </w:p>
+    <w:p>
+      <w:r>
+        <w:rPr>
+          <w:b/>
+        </w:rPr>
+        <w:t xml:space="preserve">Apelsinticka (NT) </w:t>
+      </w:r>
+      <w:r>
+        <w:t>växer mestadels på liggande ved av tall men även på granved. Artens ekologi och utbredning bör utredas ytterligare. Särskilt bör den eftersökas i de delar av Norrland där den ännu ej är funnen. I väntan på ytterligare detaljer om artens ståndortskrav bör fler tallskogar av naturskogskaraktär och med god tillgång på lågor sparas (SLU Artdatabanken, 2024).</w:t>
+      </w:r>
+    </w:p>
+    <w:p>
+      <w:r>
+        <w:rPr>
+          <w:b/>
+        </w:rPr>
+        <w:t xml:space="preserve">Tallticka (NT) </w:t>
+      </w:r>
+      <w:r>
+        <w:t xml:space="preserve">uppträder först på tallar som är 100–150 år gamla men är vanligast på träd som är runt 150–200 år eller äldre. I skogslandskapet är den främst knuten till tallnaturskogar och restbiotoper med biologiskt gamla träd och signalerar vanligtvis skyddsvärda tallbestånd med höga naturvärden. Tallticka är typisk art för </w:t>
+      </w:r>
+      <w:r>
+        <w:rPr>
+          <w:i/>
+        </w:rPr>
+        <w:t xml:space="preserve">9010 Taiga </w:t>
+      </w:r>
+      <w:r>
+        <w:t xml:space="preserve">och </w:t>
+      </w:r>
+      <w:r>
+        <w:rPr>
+          <w:i/>
+        </w:rPr>
+        <w:t>9060 Åsbarrskog</w:t>
+      </w:r>
+      <w:r>
+        <w:t xml:space="preserve"> (SLU Artdatabanken, 2023; Nitare &amp; Skogsstyrelsen, 2019).</w:t>
       </w:r>
     </w:p>
     <w:p>
@@ -425,7 +491,7 @@
 </file>
 
 <file path=word/endnotes.xml><?xml version="1.0" encoding="utf-8"?>
-<w:endnotes xmlns:wpc="http://schemas.microsoft.com/office/word/2010/wordprocessingCanvas" xmlns:cx="http://schemas.microsoft.com/office/drawing/2014/chartex" xmlns:cx1="http://schemas.microsoft.com/office/drawing/2015/9/8/chartex" xmlns:cx2="http://schemas.microsoft.com/office/drawing/2015/10/21/chartex" xmlns:cx3="http://schemas.microsoft.com/office/drawing/2016/5/9/chartex" xmlns:cx4="http://schemas.microsoft.com/office/drawing/2016/5/10/chartex" xmlns:cx5="http://schemas.microsoft.com/office/drawing/2016/5/11/chartex" xmlns:cx6="http://schemas.microsoft.com/office/drawing/2016/5/12/chartex" xmlns:cx7="http://schemas.microsoft.com/office/drawing/2016/5/13/chartex" xmlns:cx8="http://schemas.microsoft.com/office/drawing/2016/5/14/chartex" xmlns:mc="http://schemas.openxmlformats.org/markup-compatibility/2006" xmlns:aink="http://schemas.microsoft.com/office/drawing/2016/ink" xmlns:am3d="http://schemas.microsoft.com/office/drawing/2017/model3d" xmlns:o="urn:schemas-microsoft-com:office:office" xmlns:oel="http://schemas.microsoft.com/office/2019/extlst" xmlns:r="http://schemas.openxmlformats.org/officeDocument/2006/relationships" xmlns:m="http://schemas.openxmlformats.org/officeDocument/2006/math" xmlns:v="urn:schemas-microsoft-com:vml" xmlns:wp14="http://schemas.microsoft.com/office/word/2010/wordprocessingDrawing" xmlns:wp="http://schemas.openxmlformats.org/drawingml/2006/wordprocessingDrawing" xmlns:w10="urn:schemas-microsoft-com:office:word" xmlns:w="http://schemas.openxmlformats.org/wordprocessingml/2006/main" xmlns:w14="http://schemas.microsoft.com/office/word/2010/wordml" xmlns:w15="http://schemas.microsoft.com/office/word/2012/wordml" xmlns:w16cex="http://schemas.microsoft.com/office/word/2018/wordml/cex" xmlns:w16cid="http://schemas.microsoft.com/office/word/2016/wordml/cid" xmlns:w16="http://schemas.microsoft.com/office/word/2018/wordml" xmlns:w16sdtdh="http://schemas.microsoft.com/office/word/2020/wordml/sdtdatahash" xmlns:w16se="http://schemas.microsoft.com/office/word/2015/wordml/symex" xmlns:wpg="http://schemas.microsoft.com/office/word/2010/wordprocessingGroup" xmlns:wpi="http://schemas.microsoft.com/office/word/2010/wordprocessingInk" xmlns:wne="http://schemas.microsoft.com/office/word/2006/wordml" xmlns:wps="http://schemas.microsoft.com/office/word/2010/wordprocessingShape" mc:Ignorable="w14 w15 w16se w16cid w16 w16cex w16sdtdh wp14">
+<w:endnotes xmlns:wpc="http://schemas.microsoft.com/office/word/2010/wordprocessingCanvas" xmlns:cx="http://schemas.microsoft.com/office/drawing/2014/chartex" xmlns:cx1="http://schemas.microsoft.com/office/drawing/2015/9/8/chartex" xmlns:cx2="http://schemas.microsoft.com/office/drawing/2015/10/21/chartex" xmlns:cx3="http://schemas.microsoft.com/office/drawing/2016/5/9/chartex" xmlns:cx4="http://schemas.microsoft.com/office/drawing/2016/5/10/chartex" xmlns:cx5="http://schemas.microsoft.com/office/drawing/2016/5/11/chartex" xmlns:cx6="http://schemas.microsoft.com/office/drawing/2016/5/12/chartex" xmlns:cx7="http://schemas.microsoft.com/office/drawing/2016/5/13/chartex" xmlns:cx8="http://schemas.microsoft.com/office/drawing/2016/5/14/chartex" xmlns:mc="http://schemas.openxmlformats.org/markup-compatibility/2006" xmlns:aink="http://schemas.microsoft.com/office/drawing/2016/ink" xmlns:am3d="http://schemas.microsoft.com/office/drawing/2017/model3d" xmlns:o="urn:schemas-microsoft-com:office:office" xmlns:oel="http://schemas.microsoft.com/office/2019/extlst" xmlns:r="http://schemas.openxmlformats.org/officeDocument/2006/relationships" xmlns:m="http://schemas.openxmlformats.org/officeDocument/2006/math" xmlns:v="urn:schemas-microsoft-com:vml" xmlns:wp14="http://schemas.microsoft.com/office/word/2010/wordprocessingDrawing" xmlns:wp="http://schemas.openxmlformats.org/drawingml/2006/wordprocessingDrawing" xmlns:w10="urn:schemas-microsoft-com:office:word" xmlns:w="http://schemas.openxmlformats.org/wordprocessingml/2006/main" xmlns:w14="http://schemas.microsoft.com/office/word/2010/wordml" xmlns:w15="http://schemas.microsoft.com/office/word/2012/wordml" xmlns:w16cex="http://schemas.microsoft.com/office/word/2018/wordml/cex" xmlns:w16cid="http://schemas.microsoft.com/office/word/2016/wordml/cid" xmlns:w16="http://schemas.microsoft.com/office/word/2018/wordml" xmlns:w16du="http://schemas.microsoft.com/office/word/2023/wordml/word16du" xmlns:w16sdtdh="http://schemas.microsoft.com/office/word/2020/wordml/sdtdatahash" xmlns:w16sdtfl="http://schemas.microsoft.com/office/word/2024/wordml/sdtformatlock" xmlns:w16se="http://schemas.microsoft.com/office/word/2015/wordml/symex" xmlns:wpg="http://schemas.microsoft.com/office/word/2010/wordprocessingGroup" xmlns:wpi="http://schemas.microsoft.com/office/word/2010/wordprocessingInk" xmlns:wne="http://schemas.microsoft.com/office/word/2006/wordml" xmlns:wps="http://schemas.microsoft.com/office/word/2010/wordprocessingShape" mc:Ignorable="w14 w15 w16se w16cid w16 w16cex w16sdtdh w16sdtfl w16du wp14">
   <w:endnote w:type="separator" w:id="-1">
     <w:p>
       <w:pPr>
@@ -450,7 +516,7 @@
 </file>
 
 <file path=word/footer1.xml><?xml version="1.0" encoding="utf-8"?>
-<w:ftr xmlns:wpc="http://schemas.microsoft.com/office/word/2010/wordprocessingCanvas" xmlns:cx="http://schemas.microsoft.com/office/drawing/2014/chartex" xmlns:cx1="http://schemas.microsoft.com/office/drawing/2015/9/8/chartex" xmlns:cx2="http://schemas.microsoft.com/office/drawing/2015/10/21/chartex" xmlns:cx3="http://schemas.microsoft.com/office/drawing/2016/5/9/chartex" xmlns:cx4="http://schemas.microsoft.com/office/drawing/2016/5/10/chartex" xmlns:cx5="http://schemas.microsoft.com/office/drawing/2016/5/11/chartex" xmlns:cx6="http://schemas.microsoft.com/office/drawing/2016/5/12/chartex" xmlns:cx7="http://schemas.microsoft.com/office/drawing/2016/5/13/chartex" xmlns:cx8="http://schemas.microsoft.com/office/drawing/2016/5/14/chartex" xmlns:mc="http://schemas.openxmlformats.org/markup-compatibility/2006" xmlns:aink="http://schemas.microsoft.com/office/drawing/2016/ink" xmlns:am3d="http://schemas.microsoft.com/office/drawing/2017/model3d" xmlns:o="urn:schemas-microsoft-com:office:office" xmlns:oel="http://schemas.microsoft.com/office/2019/extlst" xmlns:r="http://schemas.openxmlformats.org/officeDocument/2006/relationships" xmlns:m="http://schemas.openxmlformats.org/officeDocument/2006/math" xmlns:v="urn:schemas-microsoft-com:vml" xmlns:wp14="http://schemas.microsoft.com/office/word/2010/wordprocessingDrawing" xmlns:wp="http://schemas.openxmlformats.org/drawingml/2006/wordprocessingDrawing" xmlns:w10="urn:schemas-microsoft-com:office:word" xmlns:w="http://schemas.openxmlformats.org/wordprocessingml/2006/main" xmlns:w14="http://schemas.microsoft.com/office/word/2010/wordml" xmlns:w15="http://schemas.microsoft.com/office/word/2012/wordml" xmlns:w16cex="http://schemas.microsoft.com/office/word/2018/wordml/cex" xmlns:w16cid="http://schemas.microsoft.com/office/word/2016/wordml/cid" xmlns:w16="http://schemas.microsoft.com/office/word/2018/wordml" xmlns:w16sdtdh="http://schemas.microsoft.com/office/word/2020/wordml/sdtdatahash" xmlns:w16se="http://schemas.microsoft.com/office/word/2015/wordml/symex" xmlns:wpg="http://schemas.microsoft.com/office/word/2010/wordprocessingGroup" xmlns:wpi="http://schemas.microsoft.com/office/word/2010/wordprocessingInk" xmlns:wne="http://schemas.microsoft.com/office/word/2006/wordml" xmlns:wps="http://schemas.microsoft.com/office/word/2010/wordprocessingShape" mc:Ignorable="w14 w15 w16se w16cid w16 w16cex w16sdtdh wp14">
+<w:ftr xmlns:wpc="http://schemas.microsoft.com/office/word/2010/wordprocessingCanvas" xmlns:cx="http://schemas.microsoft.com/office/drawing/2014/chartex" xmlns:cx1="http://schemas.microsoft.com/office/drawing/2015/9/8/chartex" xmlns:cx2="http://schemas.microsoft.com/office/drawing/2015/10/21/chartex" xmlns:cx3="http://schemas.microsoft.com/office/drawing/2016/5/9/chartex" xmlns:cx4="http://schemas.microsoft.com/office/drawing/2016/5/10/chartex" xmlns:cx5="http://schemas.microsoft.com/office/drawing/2016/5/11/chartex" xmlns:cx6="http://schemas.microsoft.com/office/drawing/2016/5/12/chartex" xmlns:cx7="http://schemas.microsoft.com/office/drawing/2016/5/13/chartex" xmlns:cx8="http://schemas.microsoft.com/office/drawing/2016/5/14/chartex" xmlns:mc="http://schemas.openxmlformats.org/markup-compatibility/2006" xmlns:aink="http://schemas.microsoft.com/office/drawing/2016/ink" xmlns:am3d="http://schemas.microsoft.com/office/drawing/2017/model3d" xmlns:o="urn:schemas-microsoft-com:office:office" xmlns:oel="http://schemas.microsoft.com/office/2019/extlst" xmlns:r="http://schemas.openxmlformats.org/officeDocument/2006/relationships" xmlns:m="http://schemas.openxmlformats.org/officeDocument/2006/math" xmlns:v="urn:schemas-microsoft-com:vml" xmlns:wp14="http://schemas.microsoft.com/office/word/2010/wordprocessingDrawing" xmlns:wp="http://schemas.openxmlformats.org/drawingml/2006/wordprocessingDrawing" xmlns:w10="urn:schemas-microsoft-com:office:word" xmlns:w="http://schemas.openxmlformats.org/wordprocessingml/2006/main" xmlns:w14="http://schemas.microsoft.com/office/word/2010/wordml" xmlns:w15="http://schemas.microsoft.com/office/word/2012/wordml" xmlns:w16cex="http://schemas.microsoft.com/office/word/2018/wordml/cex" xmlns:w16cid="http://schemas.microsoft.com/office/word/2016/wordml/cid" xmlns:w16="http://schemas.microsoft.com/office/word/2018/wordml" xmlns:w16du="http://schemas.microsoft.com/office/word/2023/wordml/word16du" xmlns:w16sdtdh="http://schemas.microsoft.com/office/word/2020/wordml/sdtdatahash" xmlns:w16sdtfl="http://schemas.microsoft.com/office/word/2024/wordml/sdtformatlock" xmlns:w16se="http://schemas.microsoft.com/office/word/2015/wordml/symex" xmlns:wpg="http://schemas.microsoft.com/office/word/2010/wordprocessingGroup" xmlns:wpi="http://schemas.microsoft.com/office/word/2010/wordprocessingInk" xmlns:wne="http://schemas.microsoft.com/office/word/2006/wordml" xmlns:wps="http://schemas.microsoft.com/office/word/2010/wordprocessingShape" mc:Ignorable="w14 w15 w16se w16cid w16 w16cex w16sdtdh w16sdtfl w16du wp14">
   <w:p>
     <w:pPr>
       <w:pStyle w:val="Footer"/>
@@ -460,7 +526,7 @@
 </file>
 
 <file path=word/footer2.xml><?xml version="1.0" encoding="utf-8"?>
-<w:ftr xmlns:wpc="http://schemas.microsoft.com/office/word/2010/wordprocessingCanvas" xmlns:cx="http://schemas.microsoft.com/office/drawing/2014/chartex" xmlns:cx1="http://schemas.microsoft.com/office/drawing/2015/9/8/chartex" xmlns:cx2="http://schemas.microsoft.com/office/drawing/2015/10/21/chartex" xmlns:cx3="http://schemas.microsoft.com/office/drawing/2016/5/9/chartex" xmlns:cx4="http://schemas.microsoft.com/office/drawing/2016/5/10/chartex" xmlns:cx5="http://schemas.microsoft.com/office/drawing/2016/5/11/chartex" xmlns:cx6="http://schemas.microsoft.com/office/drawing/2016/5/12/chartex" xmlns:cx7="http://schemas.microsoft.com/office/drawing/2016/5/13/chartex" xmlns:cx8="http://schemas.microsoft.com/office/drawing/2016/5/14/chartex" xmlns:mc="http://schemas.openxmlformats.org/markup-compatibility/2006" xmlns:aink="http://schemas.microsoft.com/office/drawing/2016/ink" xmlns:am3d="http://schemas.microsoft.com/office/drawing/2017/model3d" xmlns:o="urn:schemas-microsoft-com:office:office" xmlns:oel="http://schemas.microsoft.com/office/2019/extlst" xmlns:r="http://schemas.openxmlformats.org/officeDocument/2006/relationships" xmlns:m="http://schemas.openxmlformats.org/officeDocument/2006/math" xmlns:v="urn:schemas-microsoft-com:vml" xmlns:wp14="http://schemas.microsoft.com/office/word/2010/wordprocessingDrawing" xmlns:wp="http://schemas.openxmlformats.org/drawingml/2006/wordprocessingDrawing" xmlns:w10="urn:schemas-microsoft-com:office:word" xmlns:w="http://schemas.openxmlformats.org/wordprocessingml/2006/main" xmlns:w14="http://schemas.microsoft.com/office/word/2010/wordml" xmlns:w15="http://schemas.microsoft.com/office/word/2012/wordml" xmlns:w16cex="http://schemas.microsoft.com/office/word/2018/wordml/cex" xmlns:w16cid="http://schemas.microsoft.com/office/word/2016/wordml/cid" xmlns:w16="http://schemas.microsoft.com/office/word/2018/wordml" xmlns:w16sdtdh="http://schemas.microsoft.com/office/word/2020/wordml/sdtdatahash" xmlns:w16se="http://schemas.microsoft.com/office/word/2015/wordml/symex" xmlns:wpg="http://schemas.microsoft.com/office/word/2010/wordprocessingGroup" xmlns:wpi="http://schemas.microsoft.com/office/word/2010/wordprocessingInk" xmlns:wne="http://schemas.microsoft.com/office/word/2006/wordml" xmlns:wps="http://schemas.microsoft.com/office/word/2010/wordprocessingShape" mc:Ignorable="w14 w15 w16se w16cid w16 w16cex w16sdtdh wp14">
+<w:ftr xmlns:wpc="http://schemas.microsoft.com/office/word/2010/wordprocessingCanvas" xmlns:cx="http://schemas.microsoft.com/office/drawing/2014/chartex" xmlns:cx1="http://schemas.microsoft.com/office/drawing/2015/9/8/chartex" xmlns:cx2="http://schemas.microsoft.com/office/drawing/2015/10/21/chartex" xmlns:cx3="http://schemas.microsoft.com/office/drawing/2016/5/9/chartex" xmlns:cx4="http://schemas.microsoft.com/office/drawing/2016/5/10/chartex" xmlns:cx5="http://schemas.microsoft.com/office/drawing/2016/5/11/chartex" xmlns:cx6="http://schemas.microsoft.com/office/drawing/2016/5/12/chartex" xmlns:cx7="http://schemas.microsoft.com/office/drawing/2016/5/13/chartex" xmlns:cx8="http://schemas.microsoft.com/office/drawing/2016/5/14/chartex" xmlns:mc="http://schemas.openxmlformats.org/markup-compatibility/2006" xmlns:aink="http://schemas.microsoft.com/office/drawing/2016/ink" xmlns:am3d="http://schemas.microsoft.com/office/drawing/2017/model3d" xmlns:o="urn:schemas-microsoft-com:office:office" xmlns:oel="http://schemas.microsoft.com/office/2019/extlst" xmlns:r="http://schemas.openxmlformats.org/officeDocument/2006/relationships" xmlns:m="http://schemas.openxmlformats.org/officeDocument/2006/math" xmlns:v="urn:schemas-microsoft-com:vml" xmlns:wp14="http://schemas.microsoft.com/office/word/2010/wordprocessingDrawing" xmlns:wp="http://schemas.openxmlformats.org/drawingml/2006/wordprocessingDrawing" xmlns:w10="urn:schemas-microsoft-com:office:word" xmlns:w="http://schemas.openxmlformats.org/wordprocessingml/2006/main" xmlns:w14="http://schemas.microsoft.com/office/word/2010/wordml" xmlns:w15="http://schemas.microsoft.com/office/word/2012/wordml" xmlns:w16cex="http://schemas.microsoft.com/office/word/2018/wordml/cex" xmlns:w16cid="http://schemas.microsoft.com/office/word/2016/wordml/cid" xmlns:w16="http://schemas.microsoft.com/office/word/2018/wordml" xmlns:w16du="http://schemas.microsoft.com/office/word/2023/wordml/word16du" xmlns:w16sdtdh="http://schemas.microsoft.com/office/word/2020/wordml/sdtdatahash" xmlns:w16sdtfl="http://schemas.microsoft.com/office/word/2024/wordml/sdtformatlock" xmlns:w16se="http://schemas.microsoft.com/office/word/2015/wordml/symex" xmlns:wpg="http://schemas.microsoft.com/office/word/2010/wordprocessingGroup" xmlns:wpi="http://schemas.microsoft.com/office/word/2010/wordprocessingInk" xmlns:wne="http://schemas.microsoft.com/office/word/2006/wordml" xmlns:wps="http://schemas.microsoft.com/office/word/2010/wordprocessingShape" mc:Ignorable="w14 w15 w16se w16cid w16 w16cex w16sdtdh w16sdtfl w16du wp14">
   <w:p>
     <w:pPr>
       <w:pStyle w:val="Footer"/>
@@ -470,7 +536,7 @@
 </file>
 
 <file path=word/footer3.xml><?xml version="1.0" encoding="utf-8"?>
-<w:ftr xmlns:wpc="http://schemas.microsoft.com/office/word/2010/wordprocessingCanvas" xmlns:cx="http://schemas.microsoft.com/office/drawing/2014/chartex" xmlns:cx1="http://schemas.microsoft.com/office/drawing/2015/9/8/chartex" xmlns:cx2="http://schemas.microsoft.com/office/drawing/2015/10/21/chartex" xmlns:cx3="http://schemas.microsoft.com/office/drawing/2016/5/9/chartex" xmlns:cx4="http://schemas.microsoft.com/office/drawing/2016/5/10/chartex" xmlns:cx5="http://schemas.microsoft.com/office/drawing/2016/5/11/chartex" xmlns:cx6="http://schemas.microsoft.com/office/drawing/2016/5/12/chartex" xmlns:cx7="http://schemas.microsoft.com/office/drawing/2016/5/13/chartex" xmlns:cx8="http://schemas.microsoft.com/office/drawing/2016/5/14/chartex" xmlns:mc="http://schemas.openxmlformats.org/markup-compatibility/2006" xmlns:aink="http://schemas.microsoft.com/office/drawing/2016/ink" xmlns:am3d="http://schemas.microsoft.com/office/drawing/2017/model3d" xmlns:o="urn:schemas-microsoft-com:office:office" xmlns:oel="http://schemas.microsoft.com/office/2019/extlst" xmlns:r="http://schemas.openxmlformats.org/officeDocument/2006/relationships" xmlns:m="http://schemas.openxmlformats.org/officeDocument/2006/math" xmlns:v="urn:schemas-microsoft-com:vml" xmlns:wp14="http://schemas.microsoft.com/office/word/2010/wordprocessingDrawing" xmlns:wp="http://schemas.openxmlformats.org/drawingml/2006/wordprocessingDrawing" xmlns:w10="urn:schemas-microsoft-com:office:word" xmlns:w="http://schemas.openxmlformats.org/wordprocessingml/2006/main" xmlns:w14="http://schemas.microsoft.com/office/word/2010/wordml" xmlns:w15="http://schemas.microsoft.com/office/word/2012/wordml" xmlns:w16cex="http://schemas.microsoft.com/office/word/2018/wordml/cex" xmlns:w16cid="http://schemas.microsoft.com/office/word/2016/wordml/cid" xmlns:w16="http://schemas.microsoft.com/office/word/2018/wordml" xmlns:w16sdtdh="http://schemas.microsoft.com/office/word/2020/wordml/sdtdatahash" xmlns:w16se="http://schemas.microsoft.com/office/word/2015/wordml/symex" xmlns:wpg="http://schemas.microsoft.com/office/word/2010/wordprocessingGroup" xmlns:wpi="http://schemas.microsoft.com/office/word/2010/wordprocessingInk" xmlns:wne="http://schemas.microsoft.com/office/word/2006/wordml" xmlns:wps="http://schemas.microsoft.com/office/word/2010/wordprocessingShape" mc:Ignorable="w14 w15 w16se w16cid w16 w16cex w16sdtdh wp14">
+<w:ftr xmlns:wpc="http://schemas.microsoft.com/office/word/2010/wordprocessingCanvas" xmlns:cx="http://schemas.microsoft.com/office/drawing/2014/chartex" xmlns:cx1="http://schemas.microsoft.com/office/drawing/2015/9/8/chartex" xmlns:cx2="http://schemas.microsoft.com/office/drawing/2015/10/21/chartex" xmlns:cx3="http://schemas.microsoft.com/office/drawing/2016/5/9/chartex" xmlns:cx4="http://schemas.microsoft.com/office/drawing/2016/5/10/chartex" xmlns:cx5="http://schemas.microsoft.com/office/drawing/2016/5/11/chartex" xmlns:cx6="http://schemas.microsoft.com/office/drawing/2016/5/12/chartex" xmlns:cx7="http://schemas.microsoft.com/office/drawing/2016/5/13/chartex" xmlns:cx8="http://schemas.microsoft.com/office/drawing/2016/5/14/chartex" xmlns:mc="http://schemas.openxmlformats.org/markup-compatibility/2006" xmlns:aink="http://schemas.microsoft.com/office/drawing/2016/ink" xmlns:am3d="http://schemas.microsoft.com/office/drawing/2017/model3d" xmlns:o="urn:schemas-microsoft-com:office:office" xmlns:oel="http://schemas.microsoft.com/office/2019/extlst" xmlns:r="http://schemas.openxmlformats.org/officeDocument/2006/relationships" xmlns:m="http://schemas.openxmlformats.org/officeDocument/2006/math" xmlns:v="urn:schemas-microsoft-com:vml" xmlns:wp14="http://schemas.microsoft.com/office/word/2010/wordprocessingDrawing" xmlns:wp="http://schemas.openxmlformats.org/drawingml/2006/wordprocessingDrawing" xmlns:w10="urn:schemas-microsoft-com:office:word" xmlns:w="http://schemas.openxmlformats.org/wordprocessingml/2006/main" xmlns:w14="http://schemas.microsoft.com/office/word/2010/wordml" xmlns:w15="http://schemas.microsoft.com/office/word/2012/wordml" xmlns:w16cex="http://schemas.microsoft.com/office/word/2018/wordml/cex" xmlns:w16cid="http://schemas.microsoft.com/office/word/2016/wordml/cid" xmlns:w16="http://schemas.microsoft.com/office/word/2018/wordml" xmlns:w16du="http://schemas.microsoft.com/office/word/2023/wordml/word16du" xmlns:w16sdtdh="http://schemas.microsoft.com/office/word/2020/wordml/sdtdatahash" xmlns:w16sdtfl="http://schemas.microsoft.com/office/word/2024/wordml/sdtformatlock" xmlns:w16se="http://schemas.microsoft.com/office/word/2015/wordml/symex" xmlns:wpg="http://schemas.microsoft.com/office/word/2010/wordprocessingGroup" xmlns:wpi="http://schemas.microsoft.com/office/word/2010/wordprocessingInk" xmlns:wne="http://schemas.microsoft.com/office/word/2006/wordml" xmlns:wps="http://schemas.microsoft.com/office/word/2010/wordprocessingShape" mc:Ignorable="w14 w15 w16se w16cid w16 w16cex w16sdtdh w16sdtfl w16du wp14">
   <w:p>
     <w:pPr>
       <w:pStyle w:val="Footer"/>
@@ -480,7 +546,7 @@
 </file>
 
 <file path=word/footnotes.xml><?xml version="1.0" encoding="utf-8"?>
-<w:footnotes xmlns:wpc="http://schemas.microsoft.com/office/word/2010/wordprocessingCanvas" xmlns:cx="http://schemas.microsoft.com/office/drawing/2014/chartex" xmlns:cx1="http://schemas.microsoft.com/office/drawing/2015/9/8/chartex" xmlns:cx2="http://schemas.microsoft.com/office/drawing/2015/10/21/chartex" xmlns:cx3="http://schemas.microsoft.com/office/drawing/2016/5/9/chartex" xmlns:cx4="http://schemas.microsoft.com/office/drawing/2016/5/10/chartex" xmlns:cx5="http://schemas.microsoft.com/office/drawing/2016/5/11/chartex" xmlns:cx6="http://schemas.microsoft.com/office/drawing/2016/5/12/chartex" xmlns:cx7="http://schemas.microsoft.com/office/drawing/2016/5/13/chartex" xmlns:cx8="http://schemas.microsoft.com/office/drawing/2016/5/14/chartex" xmlns:mc="http://schemas.openxmlformats.org/markup-compatibility/2006" xmlns:aink="http://schemas.microsoft.com/office/drawing/2016/ink" xmlns:am3d="http://schemas.microsoft.com/office/drawing/2017/model3d" xmlns:o="urn:schemas-microsoft-com:office:office" xmlns:oel="http://schemas.microsoft.com/office/2019/extlst" xmlns:r="http://schemas.openxmlformats.org/officeDocument/2006/relationships" xmlns:m="http://schemas.openxmlformats.org/officeDocument/2006/math" xmlns:v="urn:schemas-microsoft-com:vml" xmlns:wp14="http://schemas.microsoft.com/office/word/2010/wordprocessingDrawing" xmlns:wp="http://schemas.openxmlformats.org/drawingml/2006/wordprocessingDrawing" xmlns:w10="urn:schemas-microsoft-com:office:word" xmlns:w="http://schemas.openxmlformats.org/wordprocessingml/2006/main" xmlns:w14="http://schemas.microsoft.com/office/word/2010/wordml" xmlns:w15="http://schemas.microsoft.com/office/word/2012/wordml" xmlns:w16cex="http://schemas.microsoft.com/office/word/2018/wordml/cex" xmlns:w16cid="http://schemas.microsoft.com/office/word/2016/wordml/cid" xmlns:w16="http://schemas.microsoft.com/office/word/2018/wordml" xmlns:w16sdtdh="http://schemas.microsoft.com/office/word/2020/wordml/sdtdatahash" xmlns:w16se="http://schemas.microsoft.com/office/word/2015/wordml/symex" xmlns:wpg="http://schemas.microsoft.com/office/word/2010/wordprocessingGroup" xmlns:wpi="http://schemas.microsoft.com/office/word/2010/wordprocessingInk" xmlns:wne="http://schemas.microsoft.com/office/word/2006/wordml" xmlns:wps="http://schemas.microsoft.com/office/word/2010/wordprocessingShape" mc:Ignorable="w14 w15 w16se w16cid w16 w16cex w16sdtdh wp14">
+<w:footnotes xmlns:wpc="http://schemas.microsoft.com/office/word/2010/wordprocessingCanvas" xmlns:cx="http://schemas.microsoft.com/office/drawing/2014/chartex" xmlns:cx1="http://schemas.microsoft.com/office/drawing/2015/9/8/chartex" xmlns:cx2="http://schemas.microsoft.com/office/drawing/2015/10/21/chartex" xmlns:cx3="http://schemas.microsoft.com/office/drawing/2016/5/9/chartex" xmlns:cx4="http://schemas.microsoft.com/office/drawing/2016/5/10/chartex" xmlns:cx5="http://schemas.microsoft.com/office/drawing/2016/5/11/chartex" xmlns:cx6="http://schemas.microsoft.com/office/drawing/2016/5/12/chartex" xmlns:cx7="http://schemas.microsoft.com/office/drawing/2016/5/13/chartex" xmlns:cx8="http://schemas.microsoft.com/office/drawing/2016/5/14/chartex" xmlns:mc="http://schemas.openxmlformats.org/markup-compatibility/2006" xmlns:aink="http://schemas.microsoft.com/office/drawing/2016/ink" xmlns:am3d="http://schemas.microsoft.com/office/drawing/2017/model3d" xmlns:o="urn:schemas-microsoft-com:office:office" xmlns:oel="http://schemas.microsoft.com/office/2019/extlst" xmlns:r="http://schemas.openxmlformats.org/officeDocument/2006/relationships" xmlns:m="http://schemas.openxmlformats.org/officeDocument/2006/math" xmlns:v="urn:schemas-microsoft-com:vml" xmlns:wp14="http://schemas.microsoft.com/office/word/2010/wordprocessingDrawing" xmlns:wp="http://schemas.openxmlformats.org/drawingml/2006/wordprocessingDrawing" xmlns:w10="urn:schemas-microsoft-com:office:word" xmlns:w="http://schemas.openxmlformats.org/wordprocessingml/2006/main" xmlns:w14="http://schemas.microsoft.com/office/word/2010/wordml" xmlns:w15="http://schemas.microsoft.com/office/word/2012/wordml" xmlns:w16cex="http://schemas.microsoft.com/office/word/2018/wordml/cex" xmlns:w16cid="http://schemas.microsoft.com/office/word/2016/wordml/cid" xmlns:w16="http://schemas.microsoft.com/office/word/2018/wordml" xmlns:w16du="http://schemas.microsoft.com/office/word/2023/wordml/word16du" xmlns:w16sdtdh="http://schemas.microsoft.com/office/word/2020/wordml/sdtdatahash" xmlns:w16sdtfl="http://schemas.microsoft.com/office/word/2024/wordml/sdtformatlock" xmlns:w16se="http://schemas.microsoft.com/office/word/2015/wordml/symex" xmlns:wpg="http://schemas.microsoft.com/office/word/2010/wordprocessingGroup" xmlns:wpi="http://schemas.microsoft.com/office/word/2010/wordprocessingInk" xmlns:wne="http://schemas.microsoft.com/office/word/2006/wordml" xmlns:wps="http://schemas.microsoft.com/office/word/2010/wordprocessingShape" mc:Ignorable="w14 w15 w16se w16cid w16 w16cex w16sdtdh w16sdtfl w16du wp14">
   <w:footnote w:type="separator" w:id="-1">
     <w:p>
       <w:pPr>
@@ -505,7 +571,7 @@
 </file>
 
 <file path=word/header1.xml><?xml version="1.0" encoding="utf-8"?>
-<w:hdr xmlns:wpc="http://schemas.microsoft.com/office/word/2010/wordprocessingCanvas" xmlns:cx="http://schemas.microsoft.com/office/drawing/2014/chartex" xmlns:cx1="http://schemas.microsoft.com/office/drawing/2015/9/8/chartex" xmlns:cx2="http://schemas.microsoft.com/office/drawing/2015/10/21/chartex" xmlns:cx3="http://schemas.microsoft.com/office/drawing/2016/5/9/chartex" xmlns:cx4="http://schemas.microsoft.com/office/drawing/2016/5/10/chartex" xmlns:cx5="http://schemas.microsoft.com/office/drawing/2016/5/11/chartex" xmlns:cx6="http://schemas.microsoft.com/office/drawing/2016/5/12/chartex" xmlns:cx7="http://schemas.microsoft.com/office/drawing/2016/5/13/chartex" xmlns:cx8="http://schemas.microsoft.com/office/drawing/2016/5/14/chartex" xmlns:mc="http://schemas.openxmlformats.org/markup-compatibility/2006" xmlns:aink="http://schemas.microsoft.com/office/drawing/2016/ink" xmlns:am3d="http://schemas.microsoft.com/office/drawing/2017/model3d" xmlns:o="urn:schemas-microsoft-com:office:office" xmlns:oel="http://schemas.microsoft.com/office/2019/extlst" xmlns:r="http://schemas.openxmlformats.org/officeDocument/2006/relationships" xmlns:m="http://schemas.openxmlformats.org/officeDocument/2006/math" xmlns:v="urn:schemas-microsoft-com:vml" xmlns:wp14="http://schemas.microsoft.com/office/word/2010/wordprocessingDrawing" xmlns:wp="http://schemas.openxmlformats.org/drawingml/2006/wordprocessingDrawing" xmlns:w10="urn:schemas-microsoft-com:office:word" xmlns:w="http://schemas.openxmlformats.org/wordprocessingml/2006/main" xmlns:w14="http://schemas.microsoft.com/office/word/2010/wordml" xmlns:w15="http://schemas.microsoft.com/office/word/2012/wordml" xmlns:w16cex="http://schemas.microsoft.com/office/word/2018/wordml/cex" xmlns:w16cid="http://schemas.microsoft.com/office/word/2016/wordml/cid" xmlns:w16="http://schemas.microsoft.com/office/word/2018/wordml" xmlns:w16sdtdh="http://schemas.microsoft.com/office/word/2020/wordml/sdtdatahash" xmlns:w16se="http://schemas.microsoft.com/office/word/2015/wordml/symex" xmlns:wpg="http://schemas.microsoft.com/office/word/2010/wordprocessingGroup" xmlns:wpi="http://schemas.microsoft.com/office/word/2010/wordprocessingInk" xmlns:wne="http://schemas.microsoft.com/office/word/2006/wordml" xmlns:wps="http://schemas.microsoft.com/office/word/2010/wordprocessingShape" mc:Ignorable="w14 w15 w16se w16cid w16 w16cex w16sdtdh wp14">
+<w:hdr xmlns:wpc="http://schemas.microsoft.com/office/word/2010/wordprocessingCanvas" xmlns:cx="http://schemas.microsoft.com/office/drawing/2014/chartex" xmlns:cx1="http://schemas.microsoft.com/office/drawing/2015/9/8/chartex" xmlns:cx2="http://schemas.microsoft.com/office/drawing/2015/10/21/chartex" xmlns:cx3="http://schemas.microsoft.com/office/drawing/2016/5/9/chartex" xmlns:cx4="http://schemas.microsoft.com/office/drawing/2016/5/10/chartex" xmlns:cx5="http://schemas.microsoft.com/office/drawing/2016/5/11/chartex" xmlns:cx6="http://schemas.microsoft.com/office/drawing/2016/5/12/chartex" xmlns:cx7="http://schemas.microsoft.com/office/drawing/2016/5/13/chartex" xmlns:cx8="http://schemas.microsoft.com/office/drawing/2016/5/14/chartex" xmlns:mc="http://schemas.openxmlformats.org/markup-compatibility/2006" xmlns:aink="http://schemas.microsoft.com/office/drawing/2016/ink" xmlns:am3d="http://schemas.microsoft.com/office/drawing/2017/model3d" xmlns:o="urn:schemas-microsoft-com:office:office" xmlns:oel="http://schemas.microsoft.com/office/2019/extlst" xmlns:r="http://schemas.openxmlformats.org/officeDocument/2006/relationships" xmlns:m="http://schemas.openxmlformats.org/officeDocument/2006/math" xmlns:v="urn:schemas-microsoft-com:vml" xmlns:wp14="http://schemas.microsoft.com/office/word/2010/wordprocessingDrawing" xmlns:wp="http://schemas.openxmlformats.org/drawingml/2006/wordprocessingDrawing" xmlns:w10="urn:schemas-microsoft-com:office:word" xmlns:w="http://schemas.openxmlformats.org/wordprocessingml/2006/main" xmlns:w14="http://schemas.microsoft.com/office/word/2010/wordml" xmlns:w15="http://schemas.microsoft.com/office/word/2012/wordml" xmlns:w16cex="http://schemas.microsoft.com/office/word/2018/wordml/cex" xmlns:w16cid="http://schemas.microsoft.com/office/word/2016/wordml/cid" xmlns:w16="http://schemas.microsoft.com/office/word/2018/wordml" xmlns:w16du="http://schemas.microsoft.com/office/word/2023/wordml/word16du" xmlns:w16sdtdh="http://schemas.microsoft.com/office/word/2020/wordml/sdtdatahash" xmlns:w16sdtfl="http://schemas.microsoft.com/office/word/2024/wordml/sdtformatlock" xmlns:w16se="http://schemas.microsoft.com/office/word/2015/wordml/symex" xmlns:wpg="http://schemas.microsoft.com/office/word/2010/wordprocessingGroup" xmlns:wpi="http://schemas.microsoft.com/office/word/2010/wordprocessingInk" xmlns:wne="http://schemas.microsoft.com/office/word/2006/wordml" xmlns:wps="http://schemas.microsoft.com/office/word/2010/wordprocessingShape" mc:Ignorable="w14 w15 w16se w16cid w16 w16cex w16sdtdh w16sdtfl w16du wp14">
   <w:p>
     <w:pPr>
       <w:pStyle w:val="Header"/>
@@ -515,7 +581,7 @@
 </file>
 
 <file path=word/header2.xml><?xml version="1.0" encoding="utf-8"?>
-<w:hdr xmlns:wpc="http://schemas.microsoft.com/office/word/2010/wordprocessingCanvas" xmlns:cx="http://schemas.microsoft.com/office/drawing/2014/chartex" xmlns:cx1="http://schemas.microsoft.com/office/drawing/2015/9/8/chartex" xmlns:cx2="http://schemas.microsoft.com/office/drawing/2015/10/21/chartex" xmlns:cx3="http://schemas.microsoft.com/office/drawing/2016/5/9/chartex" xmlns:cx4="http://schemas.microsoft.com/office/drawing/2016/5/10/chartex" xmlns:cx5="http://schemas.microsoft.com/office/drawing/2016/5/11/chartex" xmlns:cx6="http://schemas.microsoft.com/office/drawing/2016/5/12/chartex" xmlns:cx7="http://schemas.microsoft.com/office/drawing/2016/5/13/chartex" xmlns:cx8="http://schemas.microsoft.com/office/drawing/2016/5/14/chartex" xmlns:mc="http://schemas.openxmlformats.org/markup-compatibility/2006" xmlns:aink="http://schemas.microsoft.com/office/drawing/2016/ink" xmlns:am3d="http://schemas.microsoft.com/office/drawing/2017/model3d" xmlns:o="urn:schemas-microsoft-com:office:office" xmlns:oel="http://schemas.microsoft.com/office/2019/extlst" xmlns:r="http://schemas.openxmlformats.org/officeDocument/2006/relationships" xmlns:m="http://schemas.openxmlformats.org/officeDocument/2006/math" xmlns:v="urn:schemas-microsoft-com:vml" xmlns:wp14="http://schemas.microsoft.com/office/word/2010/wordprocessingDrawing" xmlns:wp="http://schemas.openxmlformats.org/drawingml/2006/wordprocessingDrawing" xmlns:w10="urn:schemas-microsoft-com:office:word" xmlns:w="http://schemas.openxmlformats.org/wordprocessingml/2006/main" xmlns:w14="http://schemas.microsoft.com/office/word/2010/wordml" xmlns:w15="http://schemas.microsoft.com/office/word/2012/wordml" xmlns:w16cex="http://schemas.microsoft.com/office/word/2018/wordml/cex" xmlns:w16cid="http://schemas.microsoft.com/office/word/2016/wordml/cid" xmlns:w16="http://schemas.microsoft.com/office/word/2018/wordml" xmlns:w16sdtdh="http://schemas.microsoft.com/office/word/2020/wordml/sdtdatahash" xmlns:w16se="http://schemas.microsoft.com/office/word/2015/wordml/symex" xmlns:wpg="http://schemas.microsoft.com/office/word/2010/wordprocessingGroup" xmlns:wpi="http://schemas.microsoft.com/office/word/2010/wordprocessingInk" xmlns:wne="http://schemas.microsoft.com/office/word/2006/wordml" xmlns:wps="http://schemas.microsoft.com/office/word/2010/wordprocessingShape" mc:Ignorable="w14 w15 w16se w16cid w16 w16cex w16sdtdh wp14">
+<w:hdr xmlns:wpc="http://schemas.microsoft.com/office/word/2010/wordprocessingCanvas" xmlns:cx="http://schemas.microsoft.com/office/drawing/2014/chartex" xmlns:cx1="http://schemas.microsoft.com/office/drawing/2015/9/8/chartex" xmlns:cx2="http://schemas.microsoft.com/office/drawing/2015/10/21/chartex" xmlns:cx3="http://schemas.microsoft.com/office/drawing/2016/5/9/chartex" xmlns:cx4="http://schemas.microsoft.com/office/drawing/2016/5/10/chartex" xmlns:cx5="http://schemas.microsoft.com/office/drawing/2016/5/11/chartex" xmlns:cx6="http://schemas.microsoft.com/office/drawing/2016/5/12/chartex" xmlns:cx7="http://schemas.microsoft.com/office/drawing/2016/5/13/chartex" xmlns:cx8="http://schemas.microsoft.com/office/drawing/2016/5/14/chartex" xmlns:mc="http://schemas.openxmlformats.org/markup-compatibility/2006" xmlns:aink="http://schemas.microsoft.com/office/drawing/2016/ink" xmlns:am3d="http://schemas.microsoft.com/office/drawing/2017/model3d" xmlns:o="urn:schemas-microsoft-com:office:office" xmlns:oel="http://schemas.microsoft.com/office/2019/extlst" xmlns:r="http://schemas.openxmlformats.org/officeDocument/2006/relationships" xmlns:m="http://schemas.openxmlformats.org/officeDocument/2006/math" xmlns:v="urn:schemas-microsoft-com:vml" xmlns:wp14="http://schemas.microsoft.com/office/word/2010/wordprocessingDrawing" xmlns:wp="http://schemas.openxmlformats.org/drawingml/2006/wordprocessingDrawing" xmlns:w10="urn:schemas-microsoft-com:office:word" xmlns:w="http://schemas.openxmlformats.org/wordprocessingml/2006/main" xmlns:w14="http://schemas.microsoft.com/office/word/2010/wordml" xmlns:w15="http://schemas.microsoft.com/office/word/2012/wordml" xmlns:w16cex="http://schemas.microsoft.com/office/word/2018/wordml/cex" xmlns:w16cid="http://schemas.microsoft.com/office/word/2016/wordml/cid" xmlns:w16="http://schemas.microsoft.com/office/word/2018/wordml" xmlns:w16du="http://schemas.microsoft.com/office/word/2023/wordml/word16du" xmlns:w16sdtdh="http://schemas.microsoft.com/office/word/2020/wordml/sdtdatahash" xmlns:w16sdtfl="http://schemas.microsoft.com/office/word/2024/wordml/sdtformatlock" xmlns:w16se="http://schemas.microsoft.com/office/word/2015/wordml/symex" xmlns:wpg="http://schemas.microsoft.com/office/word/2010/wordprocessingGroup" xmlns:wpi="http://schemas.microsoft.com/office/word/2010/wordprocessingInk" xmlns:wne="http://schemas.microsoft.com/office/word/2006/wordml" xmlns:wps="http://schemas.microsoft.com/office/word/2010/wordprocessingShape" mc:Ignorable="w14 w15 w16se w16cid w16 w16cex w16sdtdh w16sdtfl w16du wp14">
   <w:p>
     <w:pPr>
       <w:pStyle w:val="Header"/>
@@ -526,7 +592,7 @@
 </file>
 
 <file path=word/header3.xml><?xml version="1.0" encoding="utf-8"?>
-<w:hdr xmlns:wpc="http://schemas.microsoft.com/office/word/2010/wordprocessingCanvas" xmlns:cx="http://schemas.microsoft.com/office/drawing/2014/chartex" xmlns:cx1="http://schemas.microsoft.com/office/drawing/2015/9/8/chartex" xmlns:cx2="http://schemas.microsoft.com/office/drawing/2015/10/21/chartex" xmlns:cx3="http://schemas.microsoft.com/office/drawing/2016/5/9/chartex" xmlns:cx4="http://schemas.microsoft.com/office/drawing/2016/5/10/chartex" xmlns:cx5="http://schemas.microsoft.com/office/drawing/2016/5/11/chartex" xmlns:cx6="http://schemas.microsoft.com/office/drawing/2016/5/12/chartex" xmlns:cx7="http://schemas.microsoft.com/office/drawing/2016/5/13/chartex" xmlns:cx8="http://schemas.microsoft.com/office/drawing/2016/5/14/chartex" xmlns:mc="http://schemas.openxmlformats.org/markup-compatibility/2006" xmlns:aink="http://schemas.microsoft.com/office/drawing/2016/ink" xmlns:am3d="http://schemas.microsoft.com/office/drawing/2017/model3d" xmlns:o="urn:schemas-microsoft-com:office:office" xmlns:oel="http://schemas.microsoft.com/office/2019/extlst" xmlns:r="http://schemas.openxmlformats.org/officeDocument/2006/relationships" xmlns:m="http://schemas.openxmlformats.org/officeDocument/2006/math" xmlns:v="urn:schemas-microsoft-com:vml" xmlns:wp14="http://schemas.microsoft.com/office/word/2010/wordprocessingDrawing" xmlns:wp="http://schemas.openxmlformats.org/drawingml/2006/wordprocessingDrawing" xmlns:w10="urn:schemas-microsoft-com:office:word" xmlns:w="http://schemas.openxmlformats.org/wordprocessingml/2006/main" xmlns:w14="http://schemas.microsoft.com/office/word/2010/wordml" xmlns:w15="http://schemas.microsoft.com/office/word/2012/wordml" xmlns:w16cex="http://schemas.microsoft.com/office/word/2018/wordml/cex" xmlns:w16cid="http://schemas.microsoft.com/office/word/2016/wordml/cid" xmlns:w16="http://schemas.microsoft.com/office/word/2018/wordml" xmlns:w16sdtdh="http://schemas.microsoft.com/office/word/2020/wordml/sdtdatahash" xmlns:w16se="http://schemas.microsoft.com/office/word/2015/wordml/symex" xmlns:wpg="http://schemas.microsoft.com/office/word/2010/wordprocessingGroup" xmlns:wpi="http://schemas.microsoft.com/office/word/2010/wordprocessingInk" xmlns:wne="http://schemas.microsoft.com/office/word/2006/wordml" xmlns:wps="http://schemas.microsoft.com/office/word/2010/wordprocessingShape" mc:Ignorable="w14 w15 w16se w16cid w16 w16cex w16sdtdh wp14">
+<w:hdr xmlns:wpc="http://schemas.microsoft.com/office/word/2010/wordprocessingCanvas" xmlns:cx="http://schemas.microsoft.com/office/drawing/2014/chartex" xmlns:cx1="http://schemas.microsoft.com/office/drawing/2015/9/8/chartex" xmlns:cx2="http://schemas.microsoft.com/office/drawing/2015/10/21/chartex" xmlns:cx3="http://schemas.microsoft.com/office/drawing/2016/5/9/chartex" xmlns:cx4="http://schemas.microsoft.com/office/drawing/2016/5/10/chartex" xmlns:cx5="http://schemas.microsoft.com/office/drawing/2016/5/11/chartex" xmlns:cx6="http://schemas.microsoft.com/office/drawing/2016/5/12/chartex" xmlns:cx7="http://schemas.microsoft.com/office/drawing/2016/5/13/chartex" xmlns:cx8="http://schemas.microsoft.com/office/drawing/2016/5/14/chartex" xmlns:mc="http://schemas.openxmlformats.org/markup-compatibility/2006" xmlns:aink="http://schemas.microsoft.com/office/drawing/2016/ink" xmlns:am3d="http://schemas.microsoft.com/office/drawing/2017/model3d" xmlns:o="urn:schemas-microsoft-com:office:office" xmlns:oel="http://schemas.microsoft.com/office/2019/extlst" xmlns:r="http://schemas.openxmlformats.org/officeDocument/2006/relationships" xmlns:m="http://schemas.openxmlformats.org/officeDocument/2006/math" xmlns:v="urn:schemas-microsoft-com:vml" xmlns:wp14="http://schemas.microsoft.com/office/word/2010/wordprocessingDrawing" xmlns:wp="http://schemas.openxmlformats.org/drawingml/2006/wordprocessingDrawing" xmlns:w10="urn:schemas-microsoft-com:office:word" xmlns:w="http://schemas.openxmlformats.org/wordprocessingml/2006/main" xmlns:w14="http://schemas.microsoft.com/office/word/2010/wordml" xmlns:w15="http://schemas.microsoft.com/office/word/2012/wordml" xmlns:w16cex="http://schemas.microsoft.com/office/word/2018/wordml/cex" xmlns:w16cid="http://schemas.microsoft.com/office/word/2016/wordml/cid" xmlns:w16="http://schemas.microsoft.com/office/word/2018/wordml" xmlns:w16du="http://schemas.microsoft.com/office/word/2023/wordml/word16du" xmlns:w16sdtdh="http://schemas.microsoft.com/office/word/2020/wordml/sdtdatahash" xmlns:w16sdtfl="http://schemas.microsoft.com/office/word/2024/wordml/sdtformatlock" xmlns:w16se="http://schemas.microsoft.com/office/word/2015/wordml/symex" xmlns:wpg="http://schemas.microsoft.com/office/word/2010/wordprocessingGroup" xmlns:wpi="http://schemas.microsoft.com/office/word/2010/wordprocessingInk" xmlns:wne="http://schemas.microsoft.com/office/word/2006/wordml" xmlns:wps="http://schemas.microsoft.com/office/word/2010/wordprocessingShape" mc:Ignorable="w14 w15 w16se w16cid w16 w16cex w16sdtdh w16sdtfl w16du wp14">
   <w:p>
     <w:pPr>
       <w:pStyle w:val="Header"/>
@@ -535,7 +601,7 @@
     <w:r>
       <w:tab/>
       <w:tab/>
-      <w:t>2026-06-17</w:t>
+      <w:t>2026-06-18</w:t>
       <w:br/>
       <w:br/>
     </w:r>
@@ -548,7 +614,7 @@
 </file>
 
 <file path=word/numbering.xml><?xml version="1.0" encoding="utf-8"?>
-<w:numbering xmlns:wpc="http://schemas.microsoft.com/office/word/2010/wordprocessingCanvas" xmlns:cx="http://schemas.microsoft.com/office/drawing/2014/chartex" xmlns:cx1="http://schemas.microsoft.com/office/drawing/2015/9/8/chartex" xmlns:cx2="http://schemas.microsoft.com/office/drawing/2015/10/21/chartex" xmlns:cx3="http://schemas.microsoft.com/office/drawing/2016/5/9/chartex" xmlns:cx4="http://schemas.microsoft.com/office/drawing/2016/5/10/chartex" xmlns:cx5="http://schemas.microsoft.com/office/drawing/2016/5/11/chartex" xmlns:cx6="http://schemas.microsoft.com/office/drawing/2016/5/12/chartex" xmlns:cx7="http://schemas.microsoft.com/office/drawing/2016/5/13/chartex" xmlns:cx8="http://schemas.microsoft.com/office/drawing/2016/5/14/chartex" xmlns:mc="http://schemas.openxmlformats.org/markup-compatibility/2006" xmlns:aink="http://schemas.microsoft.com/office/drawing/2016/ink" xmlns:am3d="http://schemas.microsoft.com/office/drawing/2017/model3d" xmlns:o="urn:schemas-microsoft-com:office:office" xmlns:oel="http://schemas.microsoft.com/office/2019/extlst" xmlns:r="http://schemas.openxmlformats.org/officeDocument/2006/relationships" xmlns:m="http://schemas.openxmlformats.org/officeDocument/2006/math" xmlns:v="urn:schemas-microsoft-com:vml" xmlns:wp14="http://schemas.microsoft.com/office/word/2010/wordprocessingDrawing" xmlns:wp="http://schemas.openxmlformats.org/drawingml/2006/wordprocessingDrawing" xmlns:w10="urn:schemas-microsoft-com:office:word" xmlns:w="http://schemas.openxmlformats.org/wordprocessingml/2006/main" xmlns:w14="http://schemas.microsoft.com/office/word/2010/wordml" xmlns:w15="http://schemas.microsoft.com/office/word/2012/wordml" xmlns:w16cex="http://schemas.microsoft.com/office/word/2018/wordml/cex" xmlns:w16cid="http://schemas.microsoft.com/office/word/2016/wordml/cid" xmlns:w16="http://schemas.microsoft.com/office/word/2018/wordml" xmlns:w16sdtdh="http://schemas.microsoft.com/office/word/2020/wordml/sdtdatahash" xmlns:w16se="http://schemas.microsoft.com/office/word/2015/wordml/symex" xmlns:wpg="http://schemas.microsoft.com/office/word/2010/wordprocessingGroup" xmlns:wpi="http://schemas.microsoft.com/office/word/2010/wordprocessingInk" xmlns:wne="http://schemas.microsoft.com/office/word/2006/wordml" xmlns:wps="http://schemas.microsoft.com/office/word/2010/wordprocessingShape" mc:Ignorable="w14 w15 w16se w16cid w16 w16cex w16sdtdh wp14">
+<w:numbering xmlns:wpc="http://schemas.microsoft.com/office/word/2010/wordprocessingCanvas" xmlns:cx="http://schemas.microsoft.com/office/drawing/2014/chartex" xmlns:cx1="http://schemas.microsoft.com/office/drawing/2015/9/8/chartex" xmlns:cx2="http://schemas.microsoft.com/office/drawing/2015/10/21/chartex" xmlns:cx3="http://schemas.microsoft.com/office/drawing/2016/5/9/chartex" xmlns:cx4="http://schemas.microsoft.com/office/drawing/2016/5/10/chartex" xmlns:cx5="http://schemas.microsoft.com/office/drawing/2016/5/11/chartex" xmlns:cx6="http://schemas.microsoft.com/office/drawing/2016/5/12/chartex" xmlns:cx7="http://schemas.microsoft.com/office/drawing/2016/5/13/chartex" xmlns:cx8="http://schemas.microsoft.com/office/drawing/2016/5/14/chartex" xmlns:mc="http://schemas.openxmlformats.org/markup-compatibility/2006" xmlns:aink="http://schemas.microsoft.com/office/drawing/2016/ink" xmlns:am3d="http://schemas.microsoft.com/office/drawing/2017/model3d" xmlns:o="urn:schemas-microsoft-com:office:office" xmlns:oel="http://schemas.microsoft.com/office/2019/extlst" xmlns:r="http://schemas.openxmlformats.org/officeDocument/2006/relationships" xmlns:m="http://schemas.openxmlformats.org/officeDocument/2006/math" xmlns:v="urn:schemas-microsoft-com:vml" xmlns:wp14="http://schemas.microsoft.com/office/word/2010/wordprocessingDrawing" xmlns:wp="http://schemas.openxmlformats.org/drawingml/2006/wordprocessingDrawing" xmlns:w10="urn:schemas-microsoft-com:office:word" xmlns:w="http://schemas.openxmlformats.org/wordprocessingml/2006/main" xmlns:w14="http://schemas.microsoft.com/office/word/2010/wordml" xmlns:w15="http://schemas.microsoft.com/office/word/2012/wordml" xmlns:w16cex="http://schemas.microsoft.com/office/word/2018/wordml/cex" xmlns:w16cid="http://schemas.microsoft.com/office/word/2016/wordml/cid" xmlns:w16="http://schemas.microsoft.com/office/word/2018/wordml" xmlns:w16du="http://schemas.microsoft.com/office/word/2023/wordml/word16du" xmlns:w16sdtdh="http://schemas.microsoft.com/office/word/2020/wordml/sdtdatahash" xmlns:w16sdtfl="http://schemas.microsoft.com/office/word/2024/wordml/sdtformatlock" xmlns:w16se="http://schemas.microsoft.com/office/word/2015/wordml/symex" xmlns:wpg="http://schemas.microsoft.com/office/word/2010/wordprocessingGroup" xmlns:wpi="http://schemas.microsoft.com/office/word/2010/wordprocessingInk" xmlns:wne="http://schemas.microsoft.com/office/word/2006/wordml" xmlns:wps="http://schemas.microsoft.com/office/word/2010/wordprocessingShape" mc:Ignorable="w14 w15 w16se w16cid w16 w16cex w16sdtdh w16sdtfl w16du wp14">
   <w:abstractNum w:abstractNumId="0" w15:restartNumberingAfterBreak="0">
     <w:nsid w:val="FFFFFF7C"/>
     <w:multiLevelType w:val="singleLevel"/>
@@ -751,7 +817,7 @@
 </file>
 
 <file path=word/styles.xml><?xml version="1.0" encoding="utf-8"?>
-<w:styles xmlns:mc="http://schemas.openxmlformats.org/markup-compatibility/2006" xmlns:r="http://schemas.openxmlformats.org/officeDocument/2006/relationships" xmlns:w="http://schemas.openxmlformats.org/wordprocessingml/2006/main" xmlns:w14="http://schemas.microsoft.com/office/word/2010/wordml" xmlns:w15="http://schemas.microsoft.com/office/word/2012/wordml" xmlns:w16cex="http://schemas.microsoft.com/office/word/2018/wordml/cex" xmlns:w16cid="http://schemas.microsoft.com/office/word/2016/wordml/cid" xmlns:w16="http://schemas.microsoft.com/office/word/2018/wordml" xmlns:w16sdtdh="http://schemas.microsoft.com/office/word/2020/wordml/sdtdatahash" xmlns:w16se="http://schemas.microsoft.com/office/word/2015/wordml/symex" mc:Ignorable="w14 w15 w16se w16cid w16 w16cex w16sdtdh">
+<w:styles xmlns:mc="http://schemas.openxmlformats.org/markup-compatibility/2006" xmlns:r="http://schemas.openxmlformats.org/officeDocument/2006/relationships" xmlns:w="http://schemas.openxmlformats.org/wordprocessingml/2006/main" xmlns:w14="http://schemas.microsoft.com/office/word/2010/wordml" xmlns:w15="http://schemas.microsoft.com/office/word/2012/wordml" xmlns:w16cex="http://schemas.microsoft.com/office/word/2018/wordml/cex" xmlns:w16cid="http://schemas.microsoft.com/office/word/2016/wordml/cid" xmlns:w16="http://schemas.microsoft.com/office/word/2018/wordml" xmlns:w16du="http://schemas.microsoft.com/office/word/2023/wordml/word16du" xmlns:w16sdtdh="http://schemas.microsoft.com/office/word/2020/wordml/sdtdatahash" xmlns:w16sdtfl="http://schemas.microsoft.com/office/word/2024/wordml/sdtformatlock" xmlns:w16se="http://schemas.microsoft.com/office/word/2015/wordml/symex" mc:Ignorable="w14 w15 w16se w16cid w16 w16cex w16sdtdh w16sdtfl w16du">
   <w:docDefaults>
     <w:rPrDefault>
       <w:rPr>
@@ -1509,7 +1575,7 @@
     <w:link w:val="TitleChar"/>
     <w:uiPriority w:val="10"/>
     <w:qFormat/>
-    <w:rsid w:val="007106C8"/>
+    <w:rsid w:val="00E854FA"/>
     <w:pPr>
       <w:spacing w:after="300" w:line="240" w:lineRule="auto"/>
       <w:contextualSpacing/>
@@ -1519,7 +1585,7 @@
       <w:rFonts w:eastAsiaTheme="majorEastAsia" w:cstheme="majorBidi"/>
       <w:spacing w:val="5"/>
       <w:kern w:val="28"/>
-      <w:sz w:val="52"/>
+      <w:sz w:val="40"/>
       <w:szCs w:val="52"/>
       <w:lang w:val="sv-SE" w:eastAsia="en-US" w:bidi="ar-SA"/>
     </w:rPr>
@@ -1529,12 +1595,12 @@
     <w:basedOn w:val="DefaultParagraphFont"/>
     <w:link w:val="Title"/>
     <w:uiPriority w:val="10"/>
-    <w:rsid w:val="007106C8"/>
+    <w:rsid w:val="00E854FA"/>
     <w:rPr>
       <w:rFonts w:ascii="Times New Roman" w:eastAsiaTheme="majorEastAsia" w:hAnsi="Times New Roman" w:cstheme="majorBidi"/>
       <w:spacing w:val="5"/>
       <w:kern w:val="28"/>
-      <w:sz w:val="52"/>
+      <w:sz w:val="40"/>
       <w:szCs w:val="52"/>
       <w:lang w:val="sv-SE" w:eastAsia="en-US" w:bidi="ar-SA"/>
     </w:rPr>
